--- a/ind/docx/51.content.docx
+++ b/ind/docx/51.content.docx
@@ -19,7 +19,7 @@
         <w:rPr>
           <w:lang w:val="id_ID" w:bidi="id_ID"/>
         </w:rPr>
-        <w:t>Resource: Tyndale Open Study Notes</w:t>
+        <w:t>Resource: Aquifer Open Study Notes</w:t>
       </w:r>
       <w:r>
         <w:rPr>
@@ -112,7 +112,7 @@
         <w:rPr>
           <w:lang w:val="id_ID" w:bidi="id_ID"/>
         </w:rPr>
-        <w:t>Tyndale Open Study Notes</w:t>
+        <w:t>Aquifer Open Study Notes</w:t>
       </w:r>
     </w:p>
     <w:p>

--- a/ind/docx/51.content.docx
+++ b/ind/docx/51.content.docx
@@ -452,36 +452,24 @@
         </w:rPr>
         <w:t>. Mereka dipisahkan oleh Allah sebagai orang-orang suci-Nya (</w:t>
       </w:r>
-      <w:hyperlink r:id="rId13">
-        <w:r>
-          <w:rPr>
-            <w:lang w:val="id_ID" w:bidi="id_ID"/>
-          </w:rPr>
-          <w:rPr>
-            <w:color w:val="0000EE"/>
-            <w:u w:val="single"/>
-          </w:rPr>
-          <w:t>Kol.</w:t>
-        </w:r>
-      </w:hyperlink>
+      <w:r>
+        <w:rPr>
+          <w:lang w:val="id_ID" w:bidi="id_ID"/>
+        </w:rPr>
+        <w:t>Kol.</w:t>
+      </w:r>
       <w:r>
         <w:rPr>
           <w:lang w:val="id_ID" w:bidi="id_ID"/>
         </w:rPr>
         <w:t xml:space="preserve"> </w:t>
       </w:r>
-      <w:hyperlink r:id="rId13">
-        <w:r>
-          <w:rPr>
-            <w:lang w:val="id_ID" w:bidi="id_ID"/>
-          </w:rPr>
-          <w:rPr>
-            <w:color w:val="0000EE"/>
-            <w:u w:val="single"/>
-          </w:rPr>
-          <w:t>3:12</w:t>
-        </w:r>
-      </w:hyperlink>
+      <w:r>
+        <w:rPr>
+          <w:lang w:val="id_ID" w:bidi="id_ID"/>
+        </w:rPr>
+        <w:t>3:12</w:t>
+      </w:r>
       <w:r>
         <w:rPr>
           <w:lang w:val="id_ID" w:bidi="id_ID"/>
@@ -540,36 +528,24 @@
         </w:rPr>
         <w:t>Harapan yang penuh keyakinan dari orang-orang Kristen di Kolose memberikan dasar yang kuat bagi iman dan kasih mereka (</w:t>
       </w:r>
-      <w:hyperlink r:id="rId14">
-        <w:r>
-          <w:rPr>
-            <w:lang w:val="id_ID" w:bidi="id_ID"/>
-          </w:rPr>
-          <w:rPr>
-            <w:color w:val="0000EE"/>
-            <w:u w:val="single"/>
-          </w:rPr>
-          <w:t>Kol.</w:t>
-        </w:r>
-      </w:hyperlink>
+      <w:r>
+        <w:rPr>
+          <w:lang w:val="id_ID" w:bidi="id_ID"/>
+        </w:rPr>
+        <w:t>Kol.</w:t>
+      </w:r>
       <w:r>
         <w:rPr>
           <w:lang w:val="id_ID" w:bidi="id_ID"/>
         </w:rPr>
         <w:t xml:space="preserve"> </w:t>
       </w:r>
-      <w:hyperlink r:id="rId14">
-        <w:r>
-          <w:rPr>
-            <w:lang w:val="id_ID" w:bidi="id_ID"/>
-          </w:rPr>
-          <w:rPr>
-            <w:color w:val="0000EE"/>
-            <w:u w:val="single"/>
-          </w:rPr>
-          <w:t>1:4</w:t>
-        </w:r>
-      </w:hyperlink>
+      <w:r>
+        <w:rPr>
+          <w:lang w:val="id_ID" w:bidi="id_ID"/>
+        </w:rPr>
+        <w:t>1:4</w:t>
+      </w:r>
       <w:r>
         <w:rPr>
           <w:lang w:val="id_ID" w:bidi="id_ID"/>
@@ -649,36 +625,24 @@
         </w:rPr>
         <w:t xml:space="preserve">: Kabar baik tentang Yesus efektif dalam mengubah hidup dan menghasilkan pertumbuhan rohani (bandingkan </w:t>
       </w:r>
-      <w:hyperlink r:id="rId15">
-        <w:r>
-          <w:rPr>
-            <w:lang w:val="id_ID" w:bidi="id_ID"/>
-          </w:rPr>
-          <w:rPr>
-            <w:color w:val="0000EE"/>
-            <w:u w:val="single"/>
-          </w:rPr>
-          <w:t>Kol.</w:t>
-        </w:r>
-      </w:hyperlink>
+      <w:r>
+        <w:rPr>
+          <w:lang w:val="id_ID" w:bidi="id_ID"/>
+        </w:rPr>
+        <w:t>Kol.</w:t>
+      </w:r>
       <w:r>
         <w:rPr>
           <w:lang w:val="id_ID" w:bidi="id_ID"/>
         </w:rPr>
         <w:t xml:space="preserve"> </w:t>
       </w:r>
-      <w:hyperlink r:id="rId15">
-        <w:r>
-          <w:rPr>
-            <w:lang w:val="id_ID" w:bidi="id_ID"/>
-          </w:rPr>
-          <w:rPr>
-            <w:color w:val="0000EE"/>
-            <w:u w:val="single"/>
-          </w:rPr>
-          <w:t>1:10</w:t>
-        </w:r>
-      </w:hyperlink>
+      <w:r>
+        <w:rPr>
+          <w:lang w:val="id_ID" w:bidi="id_ID"/>
+        </w:rPr>
+        <w:t>1:10</w:t>
+      </w:r>
       <w:r>
         <w:rPr>
           <w:lang w:val="id_ID" w:bidi="id_ID"/>
@@ -733,54 +697,36 @@
         </w:rPr>
         <w:t xml:space="preserve">Epafras mungkin menjadi seorang Kristen ketika Paulus berkhotbah di Efesus (lihat </w:t>
       </w:r>
-      <w:hyperlink r:id="rId16">
-        <w:r>
-          <w:rPr>
-            <w:lang w:val="id_ID" w:bidi="id_ID"/>
-          </w:rPr>
-          <w:rPr>
-            <w:color w:val="0000EE"/>
-            <w:u w:val="single"/>
-          </w:rPr>
-          <w:t>Kisah.19:10</w:t>
-        </w:r>
-      </w:hyperlink>
+      <w:r>
+        <w:rPr>
+          <w:lang w:val="id_ID" w:bidi="id_ID"/>
+        </w:rPr>
+        <w:t>Kisah.19:10</w:t>
+      </w:r>
       <w:r>
         <w:rPr>
           <w:lang w:val="id_ID" w:bidi="id_ID"/>
         </w:rPr>
         <w:t xml:space="preserve">; lihat juga </w:t>
       </w:r>
-      <w:hyperlink r:id="rId17">
-        <w:r>
-          <w:rPr>
-            <w:lang w:val="id_ID" w:bidi="id_ID"/>
-          </w:rPr>
-          <w:rPr>
-            <w:color w:val="0000EE"/>
-            <w:u w:val="single"/>
-          </w:rPr>
-          <w:t>Kolose 4:12–13</w:t>
-        </w:r>
-      </w:hyperlink>
+      <w:r>
+        <w:rPr>
+          <w:lang w:val="id_ID" w:bidi="id_ID"/>
+        </w:rPr>
+        <w:t>Kolose 4:12–13</w:t>
+      </w:r>
       <w:r>
         <w:rPr>
           <w:lang w:val="id_ID" w:bidi="id_ID"/>
         </w:rPr>
         <w:t xml:space="preserve">; </w:t>
       </w:r>
-      <w:hyperlink r:id="rId18">
-        <w:r>
-          <w:rPr>
-            <w:lang w:val="id_ID" w:bidi="id_ID"/>
-          </w:rPr>
-          <w:rPr>
-            <w:color w:val="0000EE"/>
-            <w:u w:val="single"/>
-          </w:rPr>
-          <w:t>Filemon 1:23</w:t>
-        </w:r>
-      </w:hyperlink>
+      <w:r>
+        <w:rPr>
+          <w:lang w:val="id_ID" w:bidi="id_ID"/>
+        </w:rPr>
+        <w:t>Filemon 1:23</w:t>
+      </w:r>
       <w:r>
         <w:rPr>
           <w:lang w:val="id_ID" w:bidi="id_ID"/>
@@ -835,36 +781,24 @@
         </w:rPr>
         <w:t>Paulus berdoa agar Allah menolong para pembacanya memahami kabar baik tentang Yesus dengan lebih mendalam dan menghayati sepenuhnya dalam kehidupan mereka. Pertumbuhan rohani mengarah pada pemahaman yang lebih jelas tentang kebenaran Kristen dan tindakan yang berkenan kepada Tuhan. Pemahaman ini memberikan kekuatan dan kesabaran kepada orang percaya untuk melawan kejahatan (</w:t>
       </w:r>
-      <w:hyperlink r:id="rId19">
-        <w:r>
-          <w:rPr>
-            <w:lang w:val="id_ID" w:bidi="id_ID"/>
-          </w:rPr>
-          <w:rPr>
-            <w:color w:val="0000EE"/>
-            <w:u w:val="single"/>
-          </w:rPr>
-          <w:t>Kol.</w:t>
-        </w:r>
-      </w:hyperlink>
+      <w:r>
+        <w:rPr>
+          <w:lang w:val="id_ID" w:bidi="id_ID"/>
+        </w:rPr>
+        <w:t>Kol.</w:t>
+      </w:r>
       <w:r>
         <w:rPr>
           <w:lang w:val="id_ID" w:bidi="id_ID"/>
         </w:rPr>
         <w:t xml:space="preserve"> </w:t>
       </w:r>
-      <w:hyperlink r:id="rId19">
-        <w:r>
-          <w:rPr>
-            <w:lang w:val="id_ID" w:bidi="id_ID"/>
-          </w:rPr>
-          <w:rPr>
-            <w:color w:val="0000EE"/>
-            <w:u w:val="single"/>
-          </w:rPr>
-          <w:t>1:11</w:t>
-        </w:r>
-      </w:hyperlink>
+      <w:r>
+        <w:rPr>
+          <w:lang w:val="id_ID" w:bidi="id_ID"/>
+        </w:rPr>
+        <w:t>1:11</w:t>
+      </w:r>
       <w:r>
         <w:rPr>
           <w:lang w:val="id_ID" w:bidi="id_ID"/>
@@ -930,54 +864,36 @@
         </w:rPr>
         <w:t xml:space="preserve">: memiliki rasa syukur yang tulus kepada Allah atas keselamatan memberikan dorongan kuat untuk melawan ajaran sesat (lihat juga </w:t>
       </w:r>
-      <w:hyperlink r:id="rId20">
-        <w:r>
-          <w:rPr>
-            <w:lang w:val="id_ID" w:bidi="id_ID"/>
-          </w:rPr>
-          <w:rPr>
-            <w:color w:val="0000EE"/>
-            <w:u w:val="single"/>
-          </w:rPr>
-          <w:t>Kol. 2:7</w:t>
-        </w:r>
-      </w:hyperlink>
+      <w:r>
+        <w:rPr>
+          <w:lang w:val="id_ID" w:bidi="id_ID"/>
+        </w:rPr>
+        <w:t>Kol. 2:7</w:t>
+      </w:r>
       <w:r>
         <w:rPr>
           <w:lang w:val="id_ID" w:bidi="id_ID"/>
         </w:rPr>
         <w:t xml:space="preserve">; </w:t>
       </w:r>
-      <w:hyperlink r:id="rId21">
-        <w:r>
-          <w:rPr>
-            <w:lang w:val="id_ID" w:bidi="id_ID"/>
-          </w:rPr>
-          <w:rPr>
-            <w:color w:val="0000EE"/>
-            <w:u w:val="single"/>
-          </w:rPr>
-          <w:t>3:17</w:t>
-        </w:r>
-      </w:hyperlink>
+      <w:r>
+        <w:rPr>
+          <w:lang w:val="id_ID" w:bidi="id_ID"/>
+        </w:rPr>
+        <w:t>3:17</w:t>
+      </w:r>
       <w:r>
         <w:rPr>
           <w:lang w:val="id_ID" w:bidi="id_ID"/>
         </w:rPr>
         <w:t xml:space="preserve">; </w:t>
       </w:r>
-      <w:hyperlink r:id="rId22">
-        <w:r>
-          <w:rPr>
-            <w:lang w:val="id_ID" w:bidi="id_ID"/>
-          </w:rPr>
-          <w:rPr>
-            <w:color w:val="0000EE"/>
-            <w:u w:val="single"/>
-          </w:rPr>
-          <w:t>4:2</w:t>
-        </w:r>
-      </w:hyperlink>
+      <w:r>
+        <w:rPr>
+          <w:lang w:val="id_ID" w:bidi="id_ID"/>
+        </w:rPr>
+        <w:t>4:2</w:t>
+      </w:r>
       <w:r>
         <w:rPr>
           <w:lang w:val="id_ID" w:bidi="id_ID"/>
@@ -1002,54 +918,36 @@
         </w:rPr>
         <w:t xml:space="preserve">Warisan yang dimaksud di sini adalah apa yang Allah janjikan kepada umat-Nya (misalnya, lihat </w:t>
       </w:r>
-      <w:hyperlink r:id="rId23">
-        <w:r>
-          <w:rPr>
-            <w:lang w:val="id_ID" w:bidi="id_ID"/>
-          </w:rPr>
-          <w:rPr>
-            <w:color w:val="0000EE"/>
-            <w:u w:val="single"/>
-          </w:rPr>
-          <w:t>Ulangan 3:28</w:t>
-        </w:r>
-      </w:hyperlink>
+      <w:r>
+        <w:rPr>
+          <w:lang w:val="id_ID" w:bidi="id_ID"/>
+        </w:rPr>
+        <w:t>Ulangan 3:28</w:t>
+      </w:r>
       <w:r>
         <w:rPr>
           <w:lang w:val="id_ID" w:bidi="id_ID"/>
         </w:rPr>
         <w:t xml:space="preserve">; </w:t>
       </w:r>
-      <w:hyperlink r:id="rId24">
-        <w:r>
-          <w:rPr>
-            <w:lang w:val="id_ID" w:bidi="id_ID"/>
-          </w:rPr>
-          <w:rPr>
-            <w:color w:val="0000EE"/>
-            <w:u w:val="single"/>
-          </w:rPr>
-          <w:t>Mazmur 33:12</w:t>
-        </w:r>
-      </w:hyperlink>
+      <w:r>
+        <w:rPr>
+          <w:lang w:val="id_ID" w:bidi="id_ID"/>
+        </w:rPr>
+        <w:t>Mazmur 33:12</w:t>
+      </w:r>
       <w:r>
         <w:rPr>
           <w:lang w:val="id_ID" w:bidi="id_ID"/>
         </w:rPr>
         <w:t xml:space="preserve">; </w:t>
       </w:r>
-      <w:hyperlink r:id="rId25">
-        <w:r>
-          <w:rPr>
-            <w:lang w:val="id_ID" w:bidi="id_ID"/>
-          </w:rPr>
-          <w:rPr>
-            <w:color w:val="0000EE"/>
-            <w:u w:val="single"/>
-          </w:rPr>
-          <w:t>Yehezkiel 44:28</w:t>
-        </w:r>
-      </w:hyperlink>
+      <w:r>
+        <w:rPr>
+          <w:lang w:val="id_ID" w:bidi="id_ID"/>
+        </w:rPr>
+        <w:t>Yehezkiel 44:28</w:t>
+      </w:r>
       <w:r>
         <w:rPr>
           <w:lang w:val="id_ID" w:bidi="id_ID"/>
@@ -1069,54 +967,36 @@
         </w:rPr>
         <w:t xml:space="preserve"> mencakup keselamatan dan pembebasan akhir (lihat juga </w:t>
       </w:r>
-      <w:hyperlink r:id="rId26">
-        <w:r>
-          <w:rPr>
-            <w:lang w:val="id_ID" w:bidi="id_ID"/>
-          </w:rPr>
-          <w:rPr>
-            <w:color w:val="0000EE"/>
-            <w:u w:val="single"/>
-          </w:rPr>
-          <w:t>Efesus 1:11</w:t>
-        </w:r>
-      </w:hyperlink>
+      <w:r>
+        <w:rPr>
+          <w:lang w:val="id_ID" w:bidi="id_ID"/>
+        </w:rPr>
+        <w:t>Efesus 1:11</w:t>
+      </w:r>
       <w:r>
         <w:rPr>
           <w:lang w:val="id_ID" w:bidi="id_ID"/>
         </w:rPr>
         <w:t xml:space="preserve">; </w:t>
       </w:r>
-      <w:hyperlink r:id="rId27">
-        <w:r>
-          <w:rPr>
-            <w:lang w:val="id_ID" w:bidi="id_ID"/>
-          </w:rPr>
-          <w:rPr>
-            <w:color w:val="0000EE"/>
-            <w:u w:val="single"/>
-          </w:rPr>
-          <w:t>Titus 3:7</w:t>
-        </w:r>
-      </w:hyperlink>
+      <w:r>
+        <w:rPr>
+          <w:lang w:val="id_ID" w:bidi="id_ID"/>
+        </w:rPr>
+        <w:t>Titus 3:7</w:t>
+      </w:r>
       <w:r>
         <w:rPr>
           <w:lang w:val="id_ID" w:bidi="id_ID"/>
         </w:rPr>
         <w:t xml:space="preserve">; </w:t>
       </w:r>
-      <w:hyperlink r:id="rId28">
-        <w:r>
-          <w:rPr>
-            <w:lang w:val="id_ID" w:bidi="id_ID"/>
-          </w:rPr>
-          <w:rPr>
-            <w:color w:val="0000EE"/>
-            <w:u w:val="single"/>
-          </w:rPr>
-          <w:t>Ibrani 9:15</w:t>
-        </w:r>
-      </w:hyperlink>
+      <w:r>
+        <w:rPr>
+          <w:lang w:val="id_ID" w:bidi="id_ID"/>
+        </w:rPr>
+        <w:t>Ibrani 9:15</w:t>
+      </w:r>
       <w:r>
         <w:rPr>
           <w:lang w:val="id_ID" w:bidi="id_ID"/>
@@ -1195,54 +1075,36 @@
         </w:rPr>
         <w:t xml:space="preserve"> berarti "gambar" atau "representasi." Ini menggambarkan bahwa manusia diciptakan menurut gambar Allah (</w:t>
       </w:r>
-      <w:hyperlink r:id="rId29">
-        <w:r>
-          <w:rPr>
-            <w:lang w:val="id_ID" w:bidi="id_ID"/>
-          </w:rPr>
-          <w:rPr>
-            <w:color w:val="0000EE"/>
-            <w:u w:val="single"/>
-          </w:rPr>
-          <w:t>Kejadian 1:26–27</w:t>
-        </w:r>
-      </w:hyperlink>
+      <w:r>
+        <w:rPr>
+          <w:lang w:val="id_ID" w:bidi="id_ID"/>
+        </w:rPr>
+        <w:t>Kejadian 1:26–27</w:t>
+      </w:r>
       <w:r>
         <w:rPr>
           <w:lang w:val="id_ID" w:bidi="id_ID"/>
         </w:rPr>
         <w:t xml:space="preserve">). Istilah ini juga merujuk pada sosok kebijaksanaan dalam tulisan Yahudi (lihat Kebijaksanaan Salomo 7:25–26). Penulis Perjanjian Baru menggambarkan Kristus sebagai "hikmat Allah" untuk menjelaskan pentingnya (bandingkan </w:t>
       </w:r>
-      <w:hyperlink r:id="rId30">
-        <w:r>
-          <w:rPr>
-            <w:lang w:val="id_ID" w:bidi="id_ID"/>
-          </w:rPr>
-          <w:rPr>
-            <w:color w:val="0000EE"/>
-            <w:u w:val="single"/>
-          </w:rPr>
-          <w:t>1 Korintus 1:24</w:t>
-        </w:r>
-      </w:hyperlink>
+      <w:r>
+        <w:rPr>
+          <w:lang w:val="id_ID" w:bidi="id_ID"/>
+        </w:rPr>
+        <w:t>1 Korintus 1:24</w:t>
+      </w:r>
       <w:r>
         <w:rPr>
           <w:lang w:val="id_ID" w:bidi="id_ID"/>
         </w:rPr>
         <w:t xml:space="preserve">, </w:t>
       </w:r>
-      <w:hyperlink r:id="rId31">
-        <w:r>
-          <w:rPr>
-            <w:lang w:val="id_ID" w:bidi="id_ID"/>
-          </w:rPr>
-          <w:rPr>
-            <w:color w:val="0000EE"/>
-            <w:u w:val="single"/>
-          </w:rPr>
-          <w:t>30</w:t>
-        </w:r>
-      </w:hyperlink>
+      <w:r>
+        <w:rPr>
+          <w:lang w:val="id_ID" w:bidi="id_ID"/>
+        </w:rPr>
+        <w:t>30</w:t>
+      </w:r>
       <w:r>
         <w:rPr>
           <w:lang w:val="id_ID" w:bidi="id_ID"/>
@@ -1287,18 +1149,12 @@
         </w:rPr>
         <w:t xml:space="preserve"> tidak berarti bahwa Allah menciptakan Kristus. Ini adalah gelar dari Perjanjian Lama yang menunjukkan keunggulan dalam peringkat dan prioritas dalam waktu (lihat misalnya, </w:t>
       </w:r>
-      <w:hyperlink r:id="rId32">
-        <w:r>
-          <w:rPr>
-            <w:lang w:val="id_ID" w:bidi="id_ID"/>
-          </w:rPr>
-          <w:rPr>
-            <w:color w:val="0000EE"/>
-            <w:u w:val="single"/>
-          </w:rPr>
-          <w:t>Mazmur 89:27</w:t>
-        </w:r>
-      </w:hyperlink>
+      <w:r>
+        <w:rPr>
+          <w:lang w:val="id_ID" w:bidi="id_ID"/>
+        </w:rPr>
+        <w:t>Mazmur 89:27</w:t>
+      </w:r>
       <w:r>
         <w:rPr>
           <w:lang w:val="id_ID" w:bidi="id_ID"/>
@@ -1353,54 +1209,36 @@
         </w:rPr>
         <w:t>Paulus menggambarkan Yesus sebagai pencipta dan penebus tertinggi (</w:t>
       </w:r>
-      <w:hyperlink r:id="rId33">
-        <w:r>
-          <w:rPr>
-            <w:lang w:val="id_ID" w:bidi="id_ID"/>
-          </w:rPr>
-          <w:rPr>
-            <w:color w:val="0000EE"/>
-            <w:u w:val="single"/>
-          </w:rPr>
-          <w:t>Kol.</w:t>
-        </w:r>
-      </w:hyperlink>
+      <w:r>
+        <w:rPr>
+          <w:lang w:val="id_ID" w:bidi="id_ID"/>
+        </w:rPr>
+        <w:t>Kol.</w:t>
+      </w:r>
       <w:r>
         <w:rPr>
           <w:lang w:val="id_ID" w:bidi="id_ID"/>
         </w:rPr>
         <w:t xml:space="preserve"> </w:t>
       </w:r>
-      <w:hyperlink r:id="rId33">
-        <w:r>
-          <w:rPr>
-            <w:lang w:val="id_ID" w:bidi="id_ID"/>
-          </w:rPr>
-          <w:rPr>
-            <w:color w:val="0000EE"/>
-            <w:u w:val="single"/>
-          </w:rPr>
-          <w:t>1:15–17</w:t>
-        </w:r>
-      </w:hyperlink>
+      <w:r>
+        <w:rPr>
+          <w:lang w:val="id_ID" w:bidi="id_ID"/>
+        </w:rPr>
+        <w:t>1:15–17</w:t>
+      </w:r>
       <w:r>
         <w:rPr>
           <w:lang w:val="id_ID" w:bidi="id_ID"/>
         </w:rPr>
         <w:t xml:space="preserve">; </w:t>
       </w:r>
-      <w:hyperlink r:id="rId34">
-        <w:r>
-          <w:rPr>
-            <w:lang w:val="id_ID" w:bidi="id_ID"/>
-          </w:rPr>
-          <w:rPr>
-            <w:color w:val="0000EE"/>
-            <w:u w:val="single"/>
-          </w:rPr>
-          <w:t>1:18–20</w:t>
-        </w:r>
-      </w:hyperlink>
+      <w:r>
+        <w:rPr>
+          <w:lang w:val="id_ID" w:bidi="id_ID"/>
+        </w:rPr>
+        <w:t>1:18–20</w:t>
+      </w:r>
       <w:r>
         <w:rPr>
           <w:lang w:val="id_ID" w:bidi="id_ID"/>
@@ -1538,18 +1376,12 @@
         </w:rPr>
         <w:t xml:space="preserve"> di dunia yang tak terlihat merujuk pada berbagai kekuatan spiritual. Kalimat ini menekankan supremasi Kristus atas makhluk-makhluk rohani ini, yang mendapatkan banyak perhatian dari guru-guru palsu (lihat </w:t>
       </w:r>
-      <w:hyperlink r:id="rId35">
-        <w:r>
-          <w:rPr>
-            <w:lang w:val="id_ID" w:bidi="id_ID"/>
-          </w:rPr>
-          <w:rPr>
-            <w:color w:val="0000EE"/>
-            <w:u w:val="single"/>
-          </w:rPr>
-          <w:t>Kol. 2:18</w:t>
-        </w:r>
-      </w:hyperlink>
+      <w:r>
+        <w:rPr>
+          <w:lang w:val="id_ID" w:bidi="id_ID"/>
+        </w:rPr>
+        <w:t>Kol. 2:18</w:t>
+      </w:r>
       <w:r>
         <w:rPr>
           <w:lang w:val="id_ID" w:bidi="id_ID"/>
@@ -1679,108 +1511,72 @@
         </w:rPr>
         <w:t xml:space="preserve"> ketika Paulus menggunakannya sebagai metafora (lihat juga </w:t>
       </w:r>
-      <w:hyperlink r:id="rId36">
-        <w:r>
-          <w:rPr>
-            <w:lang w:val="id_ID" w:bidi="id_ID"/>
-          </w:rPr>
-          <w:rPr>
-            <w:color w:val="0000EE"/>
-            <w:u w:val="single"/>
-          </w:rPr>
-          <w:t>Kol.</w:t>
-        </w:r>
-      </w:hyperlink>
+      <w:r>
+        <w:rPr>
+          <w:lang w:val="id_ID" w:bidi="id_ID"/>
+        </w:rPr>
+        <w:t>Kol.</w:t>
+      </w:r>
       <w:r>
         <w:rPr>
           <w:lang w:val="id_ID" w:bidi="id_ID"/>
         </w:rPr>
         <w:t xml:space="preserve"> </w:t>
       </w:r>
-      <w:hyperlink r:id="rId36">
-        <w:r>
-          <w:rPr>
-            <w:lang w:val="id_ID" w:bidi="id_ID"/>
-          </w:rPr>
-          <w:rPr>
-            <w:color w:val="0000EE"/>
-            <w:u w:val="single"/>
-          </w:rPr>
-          <w:t>2:10</w:t>
-        </w:r>
-      </w:hyperlink>
+      <w:r>
+        <w:rPr>
+          <w:lang w:val="id_ID" w:bidi="id_ID"/>
+        </w:rPr>
+        <w:t>2:10</w:t>
+      </w:r>
       <w:r>
         <w:rPr>
           <w:lang w:val="id_ID" w:bidi="id_ID"/>
         </w:rPr>
         <w:t xml:space="preserve">, </w:t>
       </w:r>
-      <w:hyperlink r:id="rId37">
-        <w:r>
-          <w:rPr>
-            <w:lang w:val="id_ID" w:bidi="id_ID"/>
-          </w:rPr>
-          <w:rPr>
-            <w:color w:val="0000EE"/>
-            <w:u w:val="single"/>
-          </w:rPr>
-          <w:t>19</w:t>
-        </w:r>
-      </w:hyperlink>
+      <w:r>
+        <w:rPr>
+          <w:lang w:val="id_ID" w:bidi="id_ID"/>
+        </w:rPr>
+        <w:t>19</w:t>
+      </w:r>
       <w:r>
         <w:rPr>
           <w:lang w:val="id_ID" w:bidi="id_ID"/>
         </w:rPr>
         <w:t xml:space="preserve">; </w:t>
       </w:r>
-      <w:hyperlink r:id="rId38">
-        <w:r>
-          <w:rPr>
-            <w:lang w:val="id_ID" w:bidi="id_ID"/>
-          </w:rPr>
-          <w:rPr>
-            <w:color w:val="0000EE"/>
-            <w:u w:val="single"/>
-          </w:rPr>
-          <w:t>1 Korintus 11:3–10</w:t>
-        </w:r>
-      </w:hyperlink>
+      <w:r>
+        <w:rPr>
+          <w:lang w:val="id_ID" w:bidi="id_ID"/>
+        </w:rPr>
+        <w:t>1 Korintus 11:3–10</w:t>
+      </w:r>
       <w:r>
         <w:rPr>
           <w:lang w:val="id_ID" w:bidi="id_ID"/>
         </w:rPr>
         <w:t xml:space="preserve">; </w:t>
       </w:r>
-      <w:hyperlink r:id="rId39">
-        <w:r>
-          <w:rPr>
-            <w:lang w:val="id_ID" w:bidi="id_ID"/>
-          </w:rPr>
-          <w:rPr>
-            <w:color w:val="0000EE"/>
-            <w:u w:val="single"/>
-          </w:rPr>
-          <w:t>Efesus 4:15</w:t>
-        </w:r>
-      </w:hyperlink>
+      <w:r>
+        <w:rPr>
+          <w:lang w:val="id_ID" w:bidi="id_ID"/>
+        </w:rPr>
+        <w:t>Efesus 4:15</w:t>
+      </w:r>
       <w:r>
         <w:rPr>
           <w:lang w:val="id_ID" w:bidi="id_ID"/>
         </w:rPr>
         <w:t xml:space="preserve">; </w:t>
       </w:r>
-      <w:hyperlink r:id="rId40">
-        <w:r>
-          <w:rPr>
-            <w:lang w:val="id_ID" w:bidi="id_ID"/>
-          </w:rPr>
-          <w:rPr>
-            <w:color w:val="0000EE"/>
-            <w:u w:val="single"/>
-          </w:rPr>
-          <w:t>5:23</w:t>
-        </w:r>
-      </w:hyperlink>
+      <w:r>
+        <w:rPr>
+          <w:lang w:val="id_ID" w:bidi="id_ID"/>
+        </w:rPr>
+        <w:t>5:23</w:t>
+      </w:r>
       <w:r>
         <w:rPr>
           <w:lang w:val="id_ID" w:bidi="id_ID"/>
@@ -1812,162 +1608,108 @@
         </w:rPr>
         <w:t xml:space="preserve">: Metafora gereja sebagai tubuh Kristus menggambarkan kesatuan esensial antara Kristus dan gereja (lihat juga </w:t>
       </w:r>
-      <w:hyperlink r:id="rId41">
-        <w:r>
-          <w:rPr>
-            <w:lang w:val="id_ID" w:bidi="id_ID"/>
-          </w:rPr>
-          <w:rPr>
-            <w:color w:val="0000EE"/>
-            <w:u w:val="single"/>
-          </w:rPr>
-          <w:t>Kolose 1:24</w:t>
-        </w:r>
-      </w:hyperlink>
+      <w:r>
+        <w:rPr>
+          <w:lang w:val="id_ID" w:bidi="id_ID"/>
+        </w:rPr>
+        <w:t>Kolose 1:24</w:t>
+      </w:r>
       <w:r>
         <w:rPr>
           <w:lang w:val="id_ID" w:bidi="id_ID"/>
         </w:rPr>
         <w:t xml:space="preserve">; </w:t>
       </w:r>
-      <w:hyperlink r:id="rId37">
-        <w:r>
-          <w:rPr>
-            <w:lang w:val="id_ID" w:bidi="id_ID"/>
-          </w:rPr>
-          <w:rPr>
-            <w:color w:val="0000EE"/>
-            <w:u w:val="single"/>
-          </w:rPr>
-          <w:t>2:19</w:t>
-        </w:r>
-      </w:hyperlink>
+      <w:r>
+        <w:rPr>
+          <w:lang w:val="id_ID" w:bidi="id_ID"/>
+        </w:rPr>
+        <w:t>2:19</w:t>
+      </w:r>
       <w:r>
         <w:rPr>
           <w:lang w:val="id_ID" w:bidi="id_ID"/>
         </w:rPr>
         <w:t xml:space="preserve">; </w:t>
       </w:r>
-      <w:hyperlink r:id="rId42">
-        <w:r>
-          <w:rPr>
-            <w:lang w:val="id_ID" w:bidi="id_ID"/>
-          </w:rPr>
-          <w:rPr>
-            <w:color w:val="0000EE"/>
-            <w:u w:val="single"/>
-          </w:rPr>
-          <w:t>3:15</w:t>
-        </w:r>
-      </w:hyperlink>
+      <w:r>
+        <w:rPr>
+          <w:lang w:val="id_ID" w:bidi="id_ID"/>
+        </w:rPr>
+        <w:t>3:15</w:t>
+      </w:r>
       <w:r>
         <w:rPr>
           <w:lang w:val="id_ID" w:bidi="id_ID"/>
         </w:rPr>
         <w:t xml:space="preserve">; </w:t>
       </w:r>
-      <w:hyperlink r:id="rId43">
-        <w:r>
-          <w:rPr>
-            <w:lang w:val="id_ID" w:bidi="id_ID"/>
-          </w:rPr>
-          <w:rPr>
-            <w:color w:val="0000EE"/>
-            <w:u w:val="single"/>
-          </w:rPr>
-          <w:t>Efesus 1:23</w:t>
-        </w:r>
-      </w:hyperlink>
+      <w:r>
+        <w:rPr>
+          <w:lang w:val="id_ID" w:bidi="id_ID"/>
+        </w:rPr>
+        <w:t>Efesus 1:23</w:t>
+      </w:r>
       <w:r>
         <w:rPr>
           <w:lang w:val="id_ID" w:bidi="id_ID"/>
         </w:rPr>
         <w:t xml:space="preserve">; </w:t>
       </w:r>
-      <w:hyperlink r:id="rId44">
-        <w:r>
-          <w:rPr>
-            <w:lang w:val="id_ID" w:bidi="id_ID"/>
-          </w:rPr>
-          <w:rPr>
-            <w:color w:val="0000EE"/>
-            <w:u w:val="single"/>
-          </w:rPr>
-          <w:t>2:16</w:t>
-        </w:r>
-      </w:hyperlink>
+      <w:r>
+        <w:rPr>
+          <w:lang w:val="id_ID" w:bidi="id_ID"/>
+        </w:rPr>
+        <w:t>2:16</w:t>
+      </w:r>
       <w:r>
         <w:rPr>
           <w:lang w:val="id_ID" w:bidi="id_ID"/>
         </w:rPr>
         <w:t xml:space="preserve">; </w:t>
       </w:r>
-      <w:hyperlink r:id="rId45">
-        <w:r>
-          <w:rPr>
-            <w:lang w:val="id_ID" w:bidi="id_ID"/>
-          </w:rPr>
-          <w:rPr>
-            <w:color w:val="0000EE"/>
-            <w:u w:val="single"/>
-          </w:rPr>
-          <w:t>4:4</w:t>
-        </w:r>
-      </w:hyperlink>
+      <w:r>
+        <w:rPr>
+          <w:lang w:val="id_ID" w:bidi="id_ID"/>
+        </w:rPr>
+        <w:t>4:4</w:t>
+      </w:r>
       <w:r>
         <w:rPr>
           <w:lang w:val="id_ID" w:bidi="id_ID"/>
         </w:rPr>
         <w:t xml:space="preserve">, </w:t>
       </w:r>
-      <w:hyperlink r:id="rId46">
-        <w:r>
-          <w:rPr>
-            <w:lang w:val="id_ID" w:bidi="id_ID"/>
-          </w:rPr>
-          <w:rPr>
-            <w:color w:val="0000EE"/>
-            <w:u w:val="single"/>
-          </w:rPr>
-          <w:t>12</w:t>
-        </w:r>
-      </w:hyperlink>
+      <w:r>
+        <w:rPr>
+          <w:lang w:val="id_ID" w:bidi="id_ID"/>
+        </w:rPr>
+        <w:t>12</w:t>
+      </w:r>
       <w:r>
         <w:rPr>
           <w:lang w:val="id_ID" w:bidi="id_ID"/>
         </w:rPr>
         <w:t xml:space="preserve">; </w:t>
       </w:r>
-      <w:hyperlink r:id="rId40">
-        <w:r>
-          <w:rPr>
-            <w:lang w:val="id_ID" w:bidi="id_ID"/>
-          </w:rPr>
-          <w:rPr>
-            <w:color w:val="0000EE"/>
-            <w:u w:val="single"/>
-          </w:rPr>
-          <w:t>5:23</w:t>
-        </w:r>
-      </w:hyperlink>
+      <w:r>
+        <w:rPr>
+          <w:lang w:val="id_ID" w:bidi="id_ID"/>
+        </w:rPr>
+        <w:t>5:23</w:t>
+      </w:r>
       <w:r>
         <w:rPr>
           <w:lang w:val="id_ID" w:bidi="id_ID"/>
         </w:rPr>
         <w:t xml:space="preserve">, </w:t>
       </w:r>
-      <w:hyperlink r:id="rId47">
-        <w:r>
-          <w:rPr>
-            <w:lang w:val="id_ID" w:bidi="id_ID"/>
-          </w:rPr>
-          <w:rPr>
-            <w:color w:val="0000EE"/>
-            <w:u w:val="single"/>
-          </w:rPr>
-          <w:t>30</w:t>
-        </w:r>
-      </w:hyperlink>
+      <w:r>
+        <w:rPr>
+          <w:lang w:val="id_ID" w:bidi="id_ID"/>
+        </w:rPr>
+        <w:t>30</w:t>
+      </w:r>
       <w:r>
         <w:rPr>
           <w:lang w:val="id_ID" w:bidi="id_ID"/>
@@ -2059,72 +1801,48 @@
         </w:rPr>
         <w:t xml:space="preserve">Allah, dalam segala kepenuhan-Nya, menunjukkan bahwa Dia telah memilih untuk memberikan wahyu yang lengkap tentang diri-Nya dalam Yesus Kristus. Dengan melihat dan memahami Yesus, kita juga melihat dan memahami Allah (lihat </w:t>
       </w:r>
-      <w:hyperlink r:id="rId48">
-        <w:r>
-          <w:rPr>
-            <w:lang w:val="id_ID" w:bidi="id_ID"/>
-          </w:rPr>
-          <w:rPr>
-            <w:color w:val="0000EE"/>
-            <w:u w:val="single"/>
-          </w:rPr>
-          <w:t>Yohanes 14:6–11</w:t>
-        </w:r>
-      </w:hyperlink>
+      <w:r>
+        <w:rPr>
+          <w:lang w:val="id_ID" w:bidi="id_ID"/>
+        </w:rPr>
+        <w:t>Yohanes 14:6–11</w:t>
+      </w:r>
       <w:r>
         <w:rPr>
           <w:lang w:val="id_ID" w:bidi="id_ID"/>
         </w:rPr>
         <w:t xml:space="preserve">). Beberapa guru palsu mengklaim bahwa orang Kristen perlu mencari makhluk spiritual lain untuk belajar lebih banyak tentang Allah (lihat </w:t>
       </w:r>
-      <w:hyperlink r:id="rId49">
-        <w:r>
-          <w:rPr>
-            <w:lang w:val="id_ID" w:bidi="id_ID"/>
-          </w:rPr>
-          <w:rPr>
-            <w:color w:val="0000EE"/>
-            <w:u w:val="single"/>
-          </w:rPr>
-          <w:t>Kolose 1:16</w:t>
-        </w:r>
-      </w:hyperlink>
+      <w:r>
+        <w:rPr>
+          <w:lang w:val="id_ID" w:bidi="id_ID"/>
+        </w:rPr>
+        <w:t>Kolose 1:16</w:t>
+      </w:r>
       <w:r>
         <w:rPr>
           <w:lang w:val="id_ID" w:bidi="id_ID"/>
         </w:rPr>
         <w:t xml:space="preserve">, </w:t>
       </w:r>
-      <w:hyperlink r:id="rId50">
-        <w:r>
-          <w:rPr>
-            <w:lang w:val="id_ID" w:bidi="id_ID"/>
-          </w:rPr>
-          <w:rPr>
-            <w:color w:val="0000EE"/>
-            <w:u w:val="single"/>
-          </w:rPr>
-          <w:t>20</w:t>
-        </w:r>
-      </w:hyperlink>
+      <w:r>
+        <w:rPr>
+          <w:lang w:val="id_ID" w:bidi="id_ID"/>
+        </w:rPr>
+        <w:t>20</w:t>
+      </w:r>
       <w:r>
         <w:rPr>
           <w:lang w:val="id_ID" w:bidi="id_ID"/>
         </w:rPr>
         <w:t xml:space="preserve">). Namun, Kristus saja sudah cukup untuk semua pengetahuan kita tentang Allah (bandingkan </w:t>
       </w:r>
-      <w:hyperlink r:id="rId51">
-        <w:r>
-          <w:rPr>
-            <w:lang w:val="id_ID" w:bidi="id_ID"/>
-          </w:rPr>
-          <w:rPr>
-            <w:color w:val="0000EE"/>
-            <w:u w:val="single"/>
-          </w:rPr>
-          <w:t>Kolose 2:8–9</w:t>
-        </w:r>
-      </w:hyperlink>
+      <w:r>
+        <w:rPr>
+          <w:lang w:val="id_ID" w:bidi="id_ID"/>
+        </w:rPr>
+        <w:t>Kolose 2:8–9</w:t>
+      </w:r>
       <w:r>
         <w:rPr>
           <w:lang w:val="id_ID" w:bidi="id_ID"/>
@@ -2240,18 +1958,12 @@
         </w:rPr>
         <w:t xml:space="preserve"> mungkin menggambarkan kondisi mereka sebagai non-Yahudi atau bangsa lain (lihat </w:t>
       </w:r>
-      <w:hyperlink r:id="rId52">
-        <w:r>
-          <w:rPr>
-            <w:lang w:val="id_ID" w:bidi="id_ID"/>
-          </w:rPr>
-          <w:rPr>
-            <w:color w:val="0000EE"/>
-            <w:u w:val="single"/>
-          </w:rPr>
-          <w:t>Efesus 2:12</w:t>
-        </w:r>
-      </w:hyperlink>
+      <w:r>
+        <w:rPr>
+          <w:lang w:val="id_ID" w:bidi="id_ID"/>
+        </w:rPr>
+        <w:t>Efesus 2:12</w:t>
+      </w:r>
       <w:r>
         <w:rPr>
           <w:lang w:val="id_ID" w:bidi="id_ID"/>
@@ -2306,18 +2018,12 @@
         </w:rPr>
         <w:t xml:space="preserve">Paulus menyampaikan pesan dalam </w:t>
       </w:r>
-      <w:hyperlink r:id="rId53">
-        <w:r>
-          <w:rPr>
-            <w:lang w:val="id_ID" w:bidi="id_ID"/>
-          </w:rPr>
-          <w:rPr>
-            <w:color w:val="0000EE"/>
-            <w:u w:val="single"/>
-          </w:rPr>
-          <w:t>Kol. 1:15–20</w:t>
-        </w:r>
-      </w:hyperlink>
+      <w:r>
+        <w:rPr>
+          <w:lang w:val="id_ID" w:bidi="id_ID"/>
+        </w:rPr>
+        <w:t>Kol. 1:15–20</w:t>
+      </w:r>
       <w:r>
         <w:rPr>
           <w:lang w:val="id_ID" w:bidi="id_ID"/>
@@ -2453,36 +2159,24 @@
         </w:rPr>
         <w:t xml:space="preserve">. Dia memaksudkan bahwa kota-kota utama di dunia Romawi telah mendirikan pusat-pusat untuk menyebarkan kabar baik tentang Yesus (lihat juga </w:t>
       </w:r>
-      <w:hyperlink r:id="rId54">
-        <w:r>
-          <w:rPr>
-            <w:lang w:val="id_ID" w:bidi="id_ID"/>
-          </w:rPr>
-          <w:rPr>
-            <w:color w:val="0000EE"/>
-            <w:u w:val="single"/>
-          </w:rPr>
-          <w:t>Kol.</w:t>
-        </w:r>
-      </w:hyperlink>
+      <w:r>
+        <w:rPr>
+          <w:lang w:val="id_ID" w:bidi="id_ID"/>
+        </w:rPr>
+        <w:t>Kol.</w:t>
+      </w:r>
       <w:r>
         <w:rPr>
           <w:lang w:val="id_ID" w:bidi="id_ID"/>
         </w:rPr>
         <w:t xml:space="preserve"> </w:t>
       </w:r>
-      <w:hyperlink r:id="rId54">
-        <w:r>
-          <w:rPr>
-            <w:lang w:val="id_ID" w:bidi="id_ID"/>
-          </w:rPr>
-          <w:rPr>
-            <w:color w:val="0000EE"/>
-            <w:u w:val="single"/>
-          </w:rPr>
-          <w:t>1:6</w:t>
-        </w:r>
-      </w:hyperlink>
+      <w:r>
+        <w:rPr>
+          <w:lang w:val="id_ID" w:bidi="id_ID"/>
+        </w:rPr>
+        <w:t>1:6</w:t>
+      </w:r>
       <w:r>
         <w:rPr>
           <w:lang w:val="id_ID" w:bidi="id_ID"/>
@@ -2544,54 +2238,36 @@
         </w:rPr>
         <w:t xml:space="preserve">: Penderitaan Kristus untuk penebusan adalah satu-satunya dan sepenuhnya tercapai. Namun, Kristus terus menderita melalui para pengikut-Nya di tengah dunia yang menentang pesan tentang penebusan. Kristus dan gereja-Nya akan terus menderita sampai Allah menyelesaikan tujuan-Nya untuk dunia ini (lihat juga </w:t>
       </w:r>
-      <w:hyperlink r:id="rId55">
-        <w:r>
-          <w:rPr>
-            <w:lang w:val="id_ID" w:bidi="id_ID"/>
-          </w:rPr>
-          <w:rPr>
-            <w:color w:val="0000EE"/>
-            <w:u w:val="single"/>
-          </w:rPr>
-          <w:t>Markus 13:19–23</w:t>
-        </w:r>
-      </w:hyperlink>
+      <w:r>
+        <w:rPr>
+          <w:lang w:val="id_ID" w:bidi="id_ID"/>
+        </w:rPr>
+        <w:t>Markus 13:19–23</w:t>
+      </w:r>
       <w:r>
         <w:rPr>
           <w:lang w:val="id_ID" w:bidi="id_ID"/>
         </w:rPr>
         <w:t xml:space="preserve">; </w:t>
       </w:r>
-      <w:hyperlink r:id="rId56">
-        <w:r>
-          <w:rPr>
-            <w:lang w:val="id_ID" w:bidi="id_ID"/>
-          </w:rPr>
-          <w:rPr>
-            <w:color w:val="0000EE"/>
-            <w:u w:val="single"/>
-          </w:rPr>
-          <w:t>Roma 8:17–18</w:t>
-        </w:r>
-      </w:hyperlink>
+      <w:r>
+        <w:rPr>
+          <w:lang w:val="id_ID" w:bidi="id_ID"/>
+        </w:rPr>
+        <w:t>Roma 8:17–18</w:t>
+      </w:r>
       <w:r>
         <w:rPr>
           <w:lang w:val="id_ID" w:bidi="id_ID"/>
         </w:rPr>
         <w:t xml:space="preserve">; </w:t>
       </w:r>
-      <w:hyperlink r:id="rId57">
-        <w:r>
-          <w:rPr>
-            <w:lang w:val="id_ID" w:bidi="id_ID"/>
-          </w:rPr>
-          <w:rPr>
-            <w:color w:val="0000EE"/>
-            <w:u w:val="single"/>
-          </w:rPr>
-          <w:t>1 Tesalonika 3:3</w:t>
-        </w:r>
-      </w:hyperlink>
+      <w:r>
+        <w:rPr>
+          <w:lang w:val="id_ID" w:bidi="id_ID"/>
+        </w:rPr>
+        <w:t>1 Tesalonika 3:3</w:t>
+      </w:r>
       <w:r>
         <w:rPr>
           <w:lang w:val="id_ID" w:bidi="id_ID"/>
@@ -2646,36 +2322,24 @@
         </w:rPr>
         <w:t>Paulus merenungkan perannya dalam pemberitaan yang meluas tentang kabar baik tentang Yesus (</w:t>
       </w:r>
-      <w:hyperlink r:id="rId58">
-        <w:r>
-          <w:rPr>
-            <w:lang w:val="id_ID" w:bidi="id_ID"/>
-          </w:rPr>
-          <w:rPr>
-            <w:color w:val="0000EE"/>
-            <w:u w:val="single"/>
-          </w:rPr>
-          <w:t>Kol.</w:t>
-        </w:r>
-      </w:hyperlink>
+      <w:r>
+        <w:rPr>
+          <w:lang w:val="id_ID" w:bidi="id_ID"/>
+        </w:rPr>
+        <w:t>Kol.</w:t>
+      </w:r>
       <w:r>
         <w:rPr>
           <w:lang w:val="id_ID" w:bidi="id_ID"/>
         </w:rPr>
         <w:t xml:space="preserve"> </w:t>
       </w:r>
-      <w:hyperlink r:id="rId58">
-        <w:r>
-          <w:rPr>
-            <w:lang w:val="id_ID" w:bidi="id_ID"/>
-          </w:rPr>
-          <w:rPr>
-            <w:color w:val="0000EE"/>
-            <w:u w:val="single"/>
-          </w:rPr>
-          <w:t>1:23</w:t>
-        </w:r>
-      </w:hyperlink>
+      <w:r>
+        <w:rPr>
+          <w:lang w:val="id_ID" w:bidi="id_ID"/>
+        </w:rPr>
+        <w:t>1:23</w:t>
+      </w:r>
       <w:r>
         <w:rPr>
           <w:lang w:val="id_ID" w:bidi="id_ID"/>
@@ -2875,36 +2539,24 @@
         </w:rPr>
         <w:t xml:space="preserve">: Kristus sendiri adalah bagian dari rencana ini (lihat </w:t>
       </w:r>
-      <w:hyperlink r:id="rId59">
-        <w:r>
-          <w:rPr>
-            <w:lang w:val="id_ID" w:bidi="id_ID"/>
-          </w:rPr>
-          <w:rPr>
-            <w:color w:val="0000EE"/>
-            <w:u w:val="single"/>
-          </w:rPr>
-          <w:t>Kol.</w:t>
-        </w:r>
-      </w:hyperlink>
+      <w:r>
+        <w:rPr>
+          <w:lang w:val="id_ID" w:bidi="id_ID"/>
+        </w:rPr>
+        <w:t>Kol.</w:t>
+      </w:r>
       <w:r>
         <w:rPr>
           <w:lang w:val="id_ID" w:bidi="id_ID"/>
         </w:rPr>
         <w:t xml:space="preserve"> </w:t>
       </w:r>
-      <w:hyperlink r:id="rId59">
-        <w:r>
-          <w:rPr>
-            <w:lang w:val="id_ID" w:bidi="id_ID"/>
-          </w:rPr>
-          <w:rPr>
-            <w:color w:val="0000EE"/>
-            <w:u w:val="single"/>
-          </w:rPr>
-          <w:t>1:26</w:t>
-        </w:r>
-      </w:hyperlink>
+      <w:r>
+        <w:rPr>
+          <w:lang w:val="id_ID" w:bidi="id_ID"/>
+        </w:rPr>
+        <w:t>1:26</w:t>
+      </w:r>
       <w:r>
         <w:rPr>
           <w:lang w:val="id_ID" w:bidi="id_ID"/>
@@ -2959,36 +2611,24 @@
         </w:rPr>
         <w:t xml:space="preserve">Paulus menjelaskan tentang </w:t>
       </w:r>
-      <w:hyperlink r:id="rId53">
-        <w:r>
-          <w:rPr>
-            <w:lang w:val="id_ID" w:bidi="id_ID"/>
-          </w:rPr>
-          <w:rPr>
-            <w:color w:val="0000EE"/>
-            <w:u w:val="single"/>
-          </w:rPr>
-          <w:t>Kol.</w:t>
-        </w:r>
-      </w:hyperlink>
+      <w:r>
+        <w:rPr>
+          <w:lang w:val="id_ID" w:bidi="id_ID"/>
+        </w:rPr>
+        <w:t>Kol.</w:t>
+      </w:r>
       <w:r>
         <w:rPr>
           <w:lang w:val="id_ID" w:bidi="id_ID"/>
         </w:rPr>
         <w:t xml:space="preserve"> </w:t>
       </w:r>
-      <w:hyperlink r:id="rId53">
-        <w:r>
-          <w:rPr>
-            <w:lang w:val="id_ID" w:bidi="id_ID"/>
-          </w:rPr>
-          <w:rPr>
-            <w:color w:val="0000EE"/>
-            <w:u w:val="single"/>
-          </w:rPr>
-          <w:t>1:15–20</w:t>
-        </w:r>
-      </w:hyperlink>
+      <w:r>
+        <w:rPr>
+          <w:lang w:val="id_ID" w:bidi="id_ID"/>
+        </w:rPr>
+        <w:t>1:15–20</w:t>
+      </w:r>
       <w:r>
         <w:rPr>
           <w:lang w:val="id_ID" w:bidi="id_ID"/>
@@ -3153,90 +2793,60 @@
         </w:rPr>
         <w:t xml:space="preserve"> (juga dalam </w:t>
       </w:r>
-      <w:hyperlink r:id="rId60">
-        <w:r>
-          <w:rPr>
-            <w:lang w:val="id_ID" w:bidi="id_ID"/>
-          </w:rPr>
-          <w:rPr>
-            <w:color w:val="0000EE"/>
-            <w:u w:val="single"/>
-          </w:rPr>
-          <w:t>Kol. 2:20</w:t>
-        </w:r>
-      </w:hyperlink>
+      <w:r>
+        <w:rPr>
+          <w:lang w:val="id_ID" w:bidi="id_ID"/>
+        </w:rPr>
+        <w:t>Kol. 2:20</w:t>
+      </w:r>
       <w:r>
         <w:rPr>
           <w:lang w:val="id_ID" w:bidi="id_ID"/>
         </w:rPr>
         <w:t xml:space="preserve">): Frasa ini mungkin merujuk pada ajaran dasar yang umum di dunia ini (lihat </w:t>
       </w:r>
-      <w:hyperlink r:id="rId61">
-        <w:r>
-          <w:rPr>
-            <w:lang w:val="id_ID" w:bidi="id_ID"/>
-          </w:rPr>
-          <w:rPr>
-            <w:color w:val="0000EE"/>
-            <w:u w:val="single"/>
-          </w:rPr>
-          <w:t>Ibrani 5:12</w:t>
-        </w:r>
-      </w:hyperlink>
+      <w:r>
+        <w:rPr>
+          <w:lang w:val="id_ID" w:bidi="id_ID"/>
+        </w:rPr>
+        <w:t>Ibrani 5:12</w:t>
+      </w:r>
       <w:r>
         <w:rPr>
           <w:lang w:val="id_ID" w:bidi="id_ID"/>
         </w:rPr>
         <w:t xml:space="preserve">), atau pada makhluk spiritual yang diyakini memiliki pengaruh kuat terhadap peristiwa sejarah (lihat juga </w:t>
       </w:r>
-      <w:hyperlink r:id="rId62">
-        <w:r>
-          <w:rPr>
-            <w:lang w:val="id_ID" w:bidi="id_ID"/>
-          </w:rPr>
-          <w:rPr>
-            <w:color w:val="0000EE"/>
-            <w:u w:val="single"/>
-          </w:rPr>
-          <w:t>Kolose 2:15</w:t>
-        </w:r>
-      </w:hyperlink>
+      <w:r>
+        <w:rPr>
+          <w:lang w:val="id_ID" w:bidi="id_ID"/>
+        </w:rPr>
+        <w:t>Kolose 2:15</w:t>
+      </w:r>
       <w:r>
         <w:rPr>
           <w:lang w:val="id_ID" w:bidi="id_ID"/>
         </w:rPr>
         <w:t xml:space="preserve">, </w:t>
       </w:r>
-      <w:hyperlink r:id="rId60">
-        <w:r>
-          <w:rPr>
-            <w:lang w:val="id_ID" w:bidi="id_ID"/>
-          </w:rPr>
-          <w:rPr>
-            <w:color w:val="0000EE"/>
-            <w:u w:val="single"/>
-          </w:rPr>
-          <w:t>20</w:t>
-        </w:r>
-      </w:hyperlink>
+      <w:r>
+        <w:rPr>
+          <w:lang w:val="id_ID" w:bidi="id_ID"/>
+        </w:rPr>
+        <w:t>20</w:t>
+      </w:r>
       <w:r>
         <w:rPr>
           <w:lang w:val="id_ID" w:bidi="id_ID"/>
         </w:rPr>
         <w:t xml:space="preserve">; </w:t>
       </w:r>
-      <w:hyperlink r:id="rId63">
-        <w:r>
-          <w:rPr>
-            <w:lang w:val="id_ID" w:bidi="id_ID"/>
-          </w:rPr>
-          <w:rPr>
-            <w:color w:val="0000EE"/>
-            <w:u w:val="single"/>
-          </w:rPr>
-          <w:t>Galatia 4:3</w:t>
-        </w:r>
-      </w:hyperlink>
+      <w:r>
+        <w:rPr>
+          <w:lang w:val="id_ID" w:bidi="id_ID"/>
+        </w:rPr>
+        <w:t>Galatia 4:3</w:t>
+      </w:r>
       <w:r>
         <w:rPr>
           <w:lang w:val="id_ID" w:bidi="id_ID"/>
@@ -3421,18 +3031,12 @@
         </w:rPr>
         <w:t>: Dalam bagian yang serupa (</w:t>
       </w:r>
-      <w:hyperlink r:id="rId64">
-        <w:r>
-          <w:rPr>
-            <w:lang w:val="id_ID" w:bidi="id_ID"/>
-          </w:rPr>
-          <w:rPr>
-            <w:color w:val="0000EE"/>
-            <w:u w:val="single"/>
-          </w:rPr>
-          <w:t>Roma 6:3–6</w:t>
-        </w:r>
-      </w:hyperlink>
+      <w:r>
+        <w:rPr>
+          <w:lang w:val="id_ID" w:bidi="id_ID"/>
+        </w:rPr>
+        <w:t>Roma 6:3–6</w:t>
+      </w:r>
       <w:r>
         <w:rPr>
           <w:lang w:val="id_ID" w:bidi="id_ID"/>
@@ -3520,36 +3124,24 @@
         </w:rPr>
         <w:t xml:space="preserve"> Hukum Allah menuntut ketaatan yang tidak dapat dipenuhi oleh manusia. Namun, Allah telah mengampuni utang kita melalui karya Kristus (</w:t>
       </w:r>
-      <w:hyperlink r:id="rId65">
-        <w:r>
-          <w:rPr>
-            <w:lang w:val="id_ID" w:bidi="id_ID"/>
-          </w:rPr>
-          <w:rPr>
-            <w:color w:val="0000EE"/>
-            <w:u w:val="single"/>
-          </w:rPr>
-          <w:t>Kol.</w:t>
-        </w:r>
-      </w:hyperlink>
+      <w:r>
+        <w:rPr>
+          <w:lang w:val="id_ID" w:bidi="id_ID"/>
+        </w:rPr>
+        <w:t>Kol.</w:t>
+      </w:r>
       <w:r>
         <w:rPr>
           <w:lang w:val="id_ID" w:bidi="id_ID"/>
         </w:rPr>
         <w:t xml:space="preserve"> </w:t>
       </w:r>
-      <w:hyperlink r:id="rId65">
-        <w:r>
-          <w:rPr>
-            <w:lang w:val="id_ID" w:bidi="id_ID"/>
-          </w:rPr>
-          <w:rPr>
-            <w:color w:val="0000EE"/>
-            <w:u w:val="single"/>
-          </w:rPr>
-          <w:t>2:13</w:t>
-        </w:r>
-      </w:hyperlink>
+      <w:r>
+        <w:rPr>
+          <w:lang w:val="id_ID" w:bidi="id_ID"/>
+        </w:rPr>
+        <w:t>2:13</w:t>
+      </w:r>
       <w:r>
         <w:rPr>
           <w:lang w:val="id_ID" w:bidi="id_ID"/>
@@ -3624,18 +3216,12 @@
         </w:rPr>
         <w:t xml:space="preserve">): Tentara Romawi merayakan kemenangan besar dengan sebuah parade. Jenderal Romawi yang menang akan memimpin tawanan yang dipermalukan memasuki kota yang dia taklukkan. Gambar ini jelas menggambarkan kemenangan besar Allah. Melalui salib Kristus, Allah telah mengalahkan semua kekuatan spiritual yang bermusuhan (lihat juga </w:t>
       </w:r>
-      <w:hyperlink r:id="rId66">
-        <w:r>
-          <w:rPr>
-            <w:lang w:val="id_ID" w:bidi="id_ID"/>
-          </w:rPr>
-          <w:rPr>
-            <w:color w:val="0000EE"/>
-            <w:u w:val="single"/>
-          </w:rPr>
-          <w:t>Efesus 4:7–11</w:t>
-        </w:r>
-      </w:hyperlink>
+      <w:r>
+        <w:rPr>
+          <w:lang w:val="id_ID" w:bidi="id_ID"/>
+        </w:rPr>
+        <w:t>Efesus 4:7–11</w:t>
+      </w:r>
       <w:r>
         <w:rPr>
           <w:lang w:val="id_ID" w:bidi="id_ID"/>
@@ -3701,18 +3287,12 @@
         </w:rPr>
         <w:t xml:space="preserve">: Banyak agama kuno memiliki aturan mengenai makanan dan minuman yang diizinkan. Perjanjian Lama tidak melarang alkohol, tetapi beberapa orang Yahudi yang taat memilih untuk tidak mengonsumsinya, terutama mereka yang tinggal di budaya non-Yahudi (lihat </w:t>
       </w:r>
-      <w:hyperlink r:id="rId67">
-        <w:r>
-          <w:rPr>
-            <w:lang w:val="id_ID" w:bidi="id_ID"/>
-          </w:rPr>
-          <w:rPr>
-            <w:color w:val="0000EE"/>
-            <w:u w:val="single"/>
-          </w:rPr>
-          <w:t>Daniel 1:8–16</w:t>
-        </w:r>
-      </w:hyperlink>
+      <w:r>
+        <w:rPr>
+          <w:lang w:val="id_ID" w:bidi="id_ID"/>
+        </w:rPr>
+        <w:t>Daniel 1:8–16</w:t>
+      </w:r>
       <w:r>
         <w:rPr>
           <w:lang w:val="id_ID" w:bidi="id_ID"/>
@@ -3737,54 +3317,36 @@
         </w:rPr>
         <w:t xml:space="preserve">Banyak kelompok agama kuno, termasuk orang Yahudi, mengadakan upacara untuk merayakan bulan baru (lihat </w:t>
       </w:r>
-      <w:hyperlink r:id="rId68">
-        <w:r>
-          <w:rPr>
-            <w:lang w:val="id_ID" w:bidi="id_ID"/>
-          </w:rPr>
-          <w:rPr>
-            <w:color w:val="0000EE"/>
-            <w:u w:val="single"/>
-          </w:rPr>
-          <w:t>Bilangan 10:10</w:t>
-        </w:r>
-      </w:hyperlink>
+      <w:r>
+        <w:rPr>
+          <w:lang w:val="id_ID" w:bidi="id_ID"/>
+        </w:rPr>
+        <w:t>Bilangan 10:10</w:t>
+      </w:r>
       <w:r>
         <w:rPr>
           <w:lang w:val="id_ID" w:bidi="id_ID"/>
         </w:rPr>
         <w:t xml:space="preserve">; </w:t>
       </w:r>
-      <w:hyperlink r:id="rId69">
-        <w:r>
-          <w:rPr>
-            <w:lang w:val="id_ID" w:bidi="id_ID"/>
-          </w:rPr>
-          <w:rPr>
-            <w:color w:val="0000EE"/>
-            <w:u w:val="single"/>
-          </w:rPr>
-          <w:t>Mazmur 81:3</w:t>
-        </w:r>
-      </w:hyperlink>
+      <w:r>
+        <w:rPr>
+          <w:lang w:val="id_ID" w:bidi="id_ID"/>
+        </w:rPr>
+        <w:t>Mazmur 81:3</w:t>
+      </w:r>
       <w:r>
         <w:rPr>
           <w:lang w:val="id_ID" w:bidi="id_ID"/>
         </w:rPr>
         <w:t xml:space="preserve">; </w:t>
       </w:r>
-      <w:hyperlink r:id="rId70">
-        <w:r>
-          <w:rPr>
-            <w:lang w:val="id_ID" w:bidi="id_ID"/>
-          </w:rPr>
-          <w:rPr>
-            <w:color w:val="0000EE"/>
-            <w:u w:val="single"/>
-          </w:rPr>
-          <w:t>Yesaya 1:13</w:t>
-        </w:r>
-      </w:hyperlink>
+      <w:r>
+        <w:rPr>
+          <w:lang w:val="id_ID" w:bidi="id_ID"/>
+        </w:rPr>
+        <w:t>Yesaya 1:13</w:t>
+      </w:r>
       <w:r>
         <w:rPr>
           <w:lang w:val="id_ID" w:bidi="id_ID"/>
@@ -3809,18 +3371,12 @@
         </w:rPr>
         <w:t xml:space="preserve">Sabat Yahudi merupakan bagian dari Hukum Musa dan memiliki peran penting dalam agama Yahudi. Orang Kristen dapat memilih untuk mematuhi Sabat, tetapi Paulus menyatakan bahwa mereka memiliki kebebasan untuk menentukan pilihan tersebut (lihat </w:t>
       </w:r>
-      <w:hyperlink r:id="rId71">
-        <w:r>
-          <w:rPr>
-            <w:lang w:val="id_ID" w:bidi="id_ID"/>
-          </w:rPr>
-          <w:rPr>
-            <w:color w:val="0000EE"/>
-            <w:u w:val="single"/>
-          </w:rPr>
-          <w:t>Roma 14:5</w:t>
-        </w:r>
-      </w:hyperlink>
+      <w:r>
+        <w:rPr>
+          <w:lang w:val="id_ID" w:bidi="id_ID"/>
+        </w:rPr>
+        <w:t>Roma 14:5</w:t>
+      </w:r>
       <w:r>
         <w:rPr>
           <w:lang w:val="id_ID" w:bidi="id_ID"/>
@@ -3875,36 +3431,24 @@
         </w:rPr>
         <w:t xml:space="preserve">Paulus menolak para pengajar palsu dan tuntutan mereka, menjelaskan bahwa ide-ide mereka berasal dari ajaran manusia (lihat </w:t>
       </w:r>
-      <w:hyperlink r:id="rId72">
-        <w:r>
-          <w:rPr>
-            <w:lang w:val="id_ID" w:bidi="id_ID"/>
-          </w:rPr>
-          <w:rPr>
-            <w:color w:val="0000EE"/>
-            <w:u w:val="single"/>
-          </w:rPr>
-          <w:t>Kol.</w:t>
-        </w:r>
-      </w:hyperlink>
+      <w:r>
+        <w:rPr>
+          <w:lang w:val="id_ID" w:bidi="id_ID"/>
+        </w:rPr>
+        <w:t>Kol.</w:t>
+      </w:r>
       <w:r>
         <w:rPr>
           <w:lang w:val="id_ID" w:bidi="id_ID"/>
         </w:rPr>
         <w:t xml:space="preserve"> </w:t>
       </w:r>
-      <w:hyperlink r:id="rId72">
-        <w:r>
-          <w:rPr>
-            <w:lang w:val="id_ID" w:bidi="id_ID"/>
-          </w:rPr>
-          <w:rPr>
-            <w:color w:val="0000EE"/>
-            <w:u w:val="single"/>
-          </w:rPr>
-          <w:t>2:8</w:t>
-        </w:r>
-      </w:hyperlink>
+      <w:r>
+        <w:rPr>
+          <w:lang w:val="id_ID" w:bidi="id_ID"/>
+        </w:rPr>
+        <w:t>2:8</w:t>
+      </w:r>
       <w:r>
         <w:rPr>
           <w:lang w:val="id_ID" w:bidi="id_ID"/>
@@ -3959,18 +3503,12 @@
         </w:rPr>
         <w:t xml:space="preserve">Upacara-upacara dalam Perjanjian Lama mengantisipasi kedatangan Kristus, yang oleh Paulus disebut sebagai bayangan (lihat juga </w:t>
       </w:r>
-      <w:hyperlink r:id="rId73">
-        <w:r>
-          <w:rPr>
-            <w:lang w:val="id_ID" w:bidi="id_ID"/>
-          </w:rPr>
-          <w:rPr>
-            <w:color w:val="0000EE"/>
-            <w:u w:val="single"/>
-          </w:rPr>
-          <w:t>Ibrani 10:1</w:t>
-        </w:r>
-      </w:hyperlink>
+      <w:r>
+        <w:rPr>
+          <w:lang w:val="id_ID" w:bidi="id_ID"/>
+        </w:rPr>
+        <w:t>Ibrani 10:1</w:t>
+      </w:r>
       <w:r>
         <w:rPr>
           <w:lang w:val="id_ID" w:bidi="id_ID"/>
@@ -4109,72 +3647,48 @@
         </w:rPr>
         <w:t>: Ketika Kristus mati di kayu salib, Dia mengalahkan kuasa-kuasa roh (</w:t>
       </w:r>
-      <w:hyperlink r:id="rId62">
-        <w:r>
-          <w:rPr>
-            <w:lang w:val="id_ID" w:bidi="id_ID"/>
-          </w:rPr>
-          <w:rPr>
-            <w:color w:val="0000EE"/>
-            <w:u w:val="single"/>
-          </w:rPr>
-          <w:t>Kol.</w:t>
-        </w:r>
-      </w:hyperlink>
+      <w:r>
+        <w:rPr>
+          <w:lang w:val="id_ID" w:bidi="id_ID"/>
+        </w:rPr>
+        <w:t>Kol.</w:t>
+      </w:r>
       <w:r>
         <w:rPr>
           <w:lang w:val="id_ID" w:bidi="id_ID"/>
         </w:rPr>
         <w:t xml:space="preserve"> </w:t>
       </w:r>
-      <w:hyperlink r:id="rId62">
-        <w:r>
-          <w:rPr>
-            <w:lang w:val="id_ID" w:bidi="id_ID"/>
-          </w:rPr>
-          <w:rPr>
-            <w:color w:val="0000EE"/>
-            <w:u w:val="single"/>
-          </w:rPr>
-          <w:t>2:15</w:t>
-        </w:r>
-      </w:hyperlink>
+      <w:r>
+        <w:rPr>
+          <w:lang w:val="id_ID" w:bidi="id_ID"/>
+        </w:rPr>
+        <w:t>2:15</w:t>
+      </w:r>
       <w:r>
         <w:rPr>
           <w:lang w:val="id_ID" w:bidi="id_ID"/>
         </w:rPr>
         <w:t xml:space="preserve">). Dengan berbagi dalam kematian-Nya, Dia membebaskan kita dari kuasa-kuasa roh jahat di dunia (lihat </w:t>
       </w:r>
-      <w:hyperlink r:id="rId72">
-        <w:r>
-          <w:rPr>
-            <w:lang w:val="id_ID" w:bidi="id_ID"/>
-          </w:rPr>
-          <w:rPr>
-            <w:color w:val="0000EE"/>
-            <w:u w:val="single"/>
-          </w:rPr>
-          <w:t>Kol.</w:t>
-        </w:r>
-      </w:hyperlink>
+      <w:r>
+        <w:rPr>
+          <w:lang w:val="id_ID" w:bidi="id_ID"/>
+        </w:rPr>
+        <w:t>Kol.</w:t>
+      </w:r>
       <w:r>
         <w:rPr>
           <w:lang w:val="id_ID" w:bidi="id_ID"/>
         </w:rPr>
         <w:t xml:space="preserve"> </w:t>
       </w:r>
-      <w:hyperlink r:id="rId72">
-        <w:r>
-          <w:rPr>
-            <w:lang w:val="id_ID" w:bidi="id_ID"/>
-          </w:rPr>
-          <w:rPr>
-            <w:color w:val="0000EE"/>
-            <w:u w:val="single"/>
-          </w:rPr>
-          <w:t>2:8</w:t>
-        </w:r>
-      </w:hyperlink>
+      <w:r>
+        <w:rPr>
+          <w:lang w:val="id_ID" w:bidi="id_ID"/>
+        </w:rPr>
+        <w:t>2:8</w:t>
+      </w:r>
       <w:r>
         <w:rPr>
           <w:lang w:val="id_ID" w:bidi="id_ID"/>
@@ -4236,36 +3750,24 @@
         </w:rPr>
         <w:t>: Aturan-aturan ini berasal dari dunia, bukan dari Kristus (</w:t>
       </w:r>
-      <w:hyperlink r:id="rId37">
-        <w:r>
-          <w:rPr>
-            <w:lang w:val="id_ID" w:bidi="id_ID"/>
-          </w:rPr>
-          <w:rPr>
-            <w:color w:val="0000EE"/>
-            <w:u w:val="single"/>
-          </w:rPr>
-          <w:t>Kol.</w:t>
-        </w:r>
-      </w:hyperlink>
+      <w:r>
+        <w:rPr>
+          <w:lang w:val="id_ID" w:bidi="id_ID"/>
+        </w:rPr>
+        <w:t>Kol.</w:t>
+      </w:r>
       <w:r>
         <w:rPr>
           <w:lang w:val="id_ID" w:bidi="id_ID"/>
         </w:rPr>
         <w:t xml:space="preserve"> </w:t>
       </w:r>
-      <w:hyperlink r:id="rId37">
-        <w:r>
-          <w:rPr>
-            <w:lang w:val="id_ID" w:bidi="id_ID"/>
-          </w:rPr>
-          <w:rPr>
-            <w:color w:val="0000EE"/>
-            <w:u w:val="single"/>
-          </w:rPr>
-          <w:t>2:19</w:t>
-        </w:r>
-      </w:hyperlink>
+      <w:r>
+        <w:rPr>
+          <w:lang w:val="id_ID" w:bidi="id_ID"/>
+        </w:rPr>
+        <w:t>2:19</w:t>
+      </w:r>
       <w:r>
         <w:rPr>
           <w:lang w:val="id_ID" w:bidi="id_ID"/>
@@ -4340,36 +3842,24 @@
         </w:rPr>
         <w:t xml:space="preserve"> Ini menghubungkan mereka dengan dunia spiritual di mana Kristus memerintah. Sebaliknya, perintah dan ajaran guru palsu berfokus pada hal-hal duniawi (</w:t>
       </w:r>
-      <w:hyperlink r:id="rId74">
-        <w:r>
-          <w:rPr>
-            <w:lang w:val="id_ID" w:bidi="id_ID"/>
-          </w:rPr>
-          <w:rPr>
-            <w:color w:val="0000EE"/>
-            <w:u w:val="single"/>
-          </w:rPr>
-          <w:t>Kol.</w:t>
-        </w:r>
-      </w:hyperlink>
+      <w:r>
+        <w:rPr>
+          <w:lang w:val="id_ID" w:bidi="id_ID"/>
+        </w:rPr>
+        <w:t>Kol.</w:t>
+      </w:r>
       <w:r>
         <w:rPr>
           <w:lang w:val="id_ID" w:bidi="id_ID"/>
         </w:rPr>
         <w:t xml:space="preserve"> </w:t>
       </w:r>
-      <w:hyperlink r:id="rId74">
-        <w:r>
-          <w:rPr>
-            <w:lang w:val="id_ID" w:bidi="id_ID"/>
-          </w:rPr>
-          <w:rPr>
-            <w:color w:val="0000EE"/>
-            <w:u w:val="single"/>
-          </w:rPr>
-          <w:t>2:22</w:t>
-        </w:r>
-      </w:hyperlink>
+      <w:r>
+        <w:rPr>
+          <w:lang w:val="id_ID" w:bidi="id_ID"/>
+        </w:rPr>
+        <w:t>2:22</w:t>
+      </w:r>
       <w:r>
         <w:rPr>
           <w:lang w:val="id_ID" w:bidi="id_ID"/>
@@ -4483,36 +3973,24 @@
         </w:rPr>
         <w:t xml:space="preserve">: Lihat </w:t>
       </w:r>
-      <w:hyperlink r:id="rId60">
-        <w:r>
-          <w:rPr>
-            <w:lang w:val="id_ID" w:bidi="id_ID"/>
-          </w:rPr>
-          <w:rPr>
-            <w:color w:val="0000EE"/>
-            <w:u w:val="single"/>
-          </w:rPr>
-          <w:t>Kol.</w:t>
-        </w:r>
-      </w:hyperlink>
+      <w:r>
+        <w:rPr>
+          <w:lang w:val="id_ID" w:bidi="id_ID"/>
+        </w:rPr>
+        <w:t>Kol.</w:t>
+      </w:r>
       <w:r>
         <w:rPr>
           <w:lang w:val="id_ID" w:bidi="id_ID"/>
         </w:rPr>
         <w:t xml:space="preserve"> </w:t>
       </w:r>
-      <w:hyperlink r:id="rId60">
-        <w:r>
-          <w:rPr>
-            <w:lang w:val="id_ID" w:bidi="id_ID"/>
-          </w:rPr>
-          <w:rPr>
-            <w:color w:val="0000EE"/>
-            <w:u w:val="single"/>
-          </w:rPr>
-          <w:t>2:20</w:t>
-        </w:r>
-      </w:hyperlink>
+      <w:r>
+        <w:rPr>
+          <w:lang w:val="id_ID" w:bidi="id_ID"/>
+        </w:rPr>
+        <w:t>2:20</w:t>
+      </w:r>
       <w:r>
         <w:rPr>
           <w:lang w:val="id_ID" w:bidi="id_ID"/>
@@ -4537,36 +4015,24 @@
         </w:rPr>
         <w:t xml:space="preserve">Apa yang sekarang tersembunyi akan dinyatakan suatu hari nanti (bandingkan </w:t>
       </w:r>
-      <w:hyperlink r:id="rId59">
-        <w:r>
-          <w:rPr>
-            <w:lang w:val="id_ID" w:bidi="id_ID"/>
-          </w:rPr>
-          <w:rPr>
-            <w:color w:val="0000EE"/>
-            <w:u w:val="single"/>
-          </w:rPr>
-          <w:t>Kol.</w:t>
-        </w:r>
-      </w:hyperlink>
+      <w:r>
+        <w:rPr>
+          <w:lang w:val="id_ID" w:bidi="id_ID"/>
+        </w:rPr>
+        <w:t>Kol.</w:t>
+      </w:r>
       <w:r>
         <w:rPr>
           <w:lang w:val="id_ID" w:bidi="id_ID"/>
         </w:rPr>
         <w:t xml:space="preserve"> </w:t>
       </w:r>
-      <w:hyperlink r:id="rId59">
-        <w:r>
-          <w:rPr>
-            <w:lang w:val="id_ID" w:bidi="id_ID"/>
-          </w:rPr>
-          <w:rPr>
-            <w:color w:val="0000EE"/>
-            <w:u w:val="single"/>
-          </w:rPr>
-          <w:t>1:26</w:t>
-        </w:r>
-      </w:hyperlink>
+      <w:r>
+        <w:rPr>
+          <w:lang w:val="id_ID" w:bidi="id_ID"/>
+        </w:rPr>
+        <w:t>1:26</w:t>
+      </w:r>
       <w:r>
         <w:rPr>
           <w:lang w:val="id_ID" w:bidi="id_ID"/>
@@ -4645,36 +4111,24 @@
         </w:rPr>
         <w:t>Kita harus benar-benar mati terhadap kehidupan duniawi ini dalam cara kita menjalani hidup setiap hari (</w:t>
       </w:r>
-      <w:hyperlink r:id="rId75">
-        <w:r>
-          <w:rPr>
-            <w:lang w:val="id_ID" w:bidi="id_ID"/>
-          </w:rPr>
-          <w:rPr>
-            <w:color w:val="0000EE"/>
-            <w:u w:val="single"/>
-          </w:rPr>
-          <w:t>Kol.</w:t>
-        </w:r>
-      </w:hyperlink>
+      <w:r>
+        <w:rPr>
+          <w:lang w:val="id_ID" w:bidi="id_ID"/>
+        </w:rPr>
+        <w:t>Kol.</w:t>
+      </w:r>
       <w:r>
         <w:rPr>
           <w:lang w:val="id_ID" w:bidi="id_ID"/>
         </w:rPr>
         <w:t xml:space="preserve"> </w:t>
       </w:r>
-      <w:hyperlink r:id="rId75">
-        <w:r>
-          <w:rPr>
-            <w:lang w:val="id_ID" w:bidi="id_ID"/>
-          </w:rPr>
-          <w:rPr>
-            <w:color w:val="0000EE"/>
-            <w:u w:val="single"/>
-          </w:rPr>
-          <w:t>3:3</w:t>
-        </w:r>
-      </w:hyperlink>
+      <w:r>
+        <w:rPr>
+          <w:lang w:val="id_ID" w:bidi="id_ID"/>
+        </w:rPr>
+        <w:t>3:3</w:t>
+      </w:r>
       <w:r>
         <w:rPr>
           <w:lang w:val="id_ID" w:bidi="id_ID"/>
@@ -4774,18 +4228,12 @@
         </w:rPr>
         <w:t xml:space="preserve"> Dalam teks Yunani, kata-kata ini persis sama seperti di </w:t>
       </w:r>
-      <w:hyperlink r:id="rId76">
-        <w:r>
-          <w:rPr>
-            <w:lang w:val="id_ID" w:bidi="id_ID"/>
-          </w:rPr>
-          <w:rPr>
-            <w:color w:val="0000EE"/>
-            <w:u w:val="single"/>
-          </w:rPr>
-          <w:t>Efesus 5:6</w:t>
-        </w:r>
-      </w:hyperlink>
+      <w:r>
+        <w:rPr>
+          <w:lang w:val="id_ID" w:bidi="id_ID"/>
+        </w:rPr>
+        <w:t>Efesus 5:6</w:t>
+      </w:r>
       <w:r>
         <w:rPr>
           <w:lang w:val="id_ID" w:bidi="id_ID"/>
@@ -4860,108 +4308,72 @@
         </w:rPr>
         <w:t xml:space="preserve">): Melepaskan pakaian adalah metafora untuk menyingkirkan kebiasaan yang mengganggu hubungan kita dengan Tuhan (lihat </w:t>
       </w:r>
-      <w:hyperlink r:id="rId77">
-        <w:r>
-          <w:rPr>
-            <w:lang w:val="id_ID" w:bidi="id_ID"/>
-          </w:rPr>
-          <w:rPr>
-            <w:color w:val="0000EE"/>
-            <w:u w:val="single"/>
-          </w:rPr>
-          <w:t>Roma 13:12</w:t>
-        </w:r>
-      </w:hyperlink>
+      <w:r>
+        <w:rPr>
+          <w:lang w:val="id_ID" w:bidi="id_ID"/>
+        </w:rPr>
+        <w:t>Roma 13:12</w:t>
+      </w:r>
       <w:r>
         <w:rPr>
           <w:lang w:val="id_ID" w:bidi="id_ID"/>
         </w:rPr>
         <w:t xml:space="preserve">; </w:t>
       </w:r>
-      <w:hyperlink r:id="rId78">
-        <w:r>
-          <w:rPr>
-            <w:lang w:val="id_ID" w:bidi="id_ID"/>
-          </w:rPr>
-          <w:rPr>
-            <w:color w:val="0000EE"/>
-            <w:u w:val="single"/>
-          </w:rPr>
-          <w:t>Efesus 4:22</w:t>
-        </w:r>
-      </w:hyperlink>
+      <w:r>
+        <w:rPr>
+          <w:lang w:val="id_ID" w:bidi="id_ID"/>
+        </w:rPr>
+        <w:t>Efesus 4:22</w:t>
+      </w:r>
       <w:r>
         <w:rPr>
           <w:lang w:val="id_ID" w:bidi="id_ID"/>
         </w:rPr>
         <w:t xml:space="preserve">, </w:t>
       </w:r>
-      <w:hyperlink r:id="rId79">
-        <w:r>
-          <w:rPr>
-            <w:lang w:val="id_ID" w:bidi="id_ID"/>
-          </w:rPr>
-          <w:rPr>
-            <w:color w:val="0000EE"/>
-            <w:u w:val="single"/>
-          </w:rPr>
-          <w:t>25</w:t>
-        </w:r>
-      </w:hyperlink>
+      <w:r>
+        <w:rPr>
+          <w:lang w:val="id_ID" w:bidi="id_ID"/>
+        </w:rPr>
+        <w:t>25</w:t>
+      </w:r>
       <w:r>
         <w:rPr>
           <w:lang w:val="id_ID" w:bidi="id_ID"/>
         </w:rPr>
         <w:t xml:space="preserve">; </w:t>
       </w:r>
-      <w:hyperlink r:id="rId80">
-        <w:r>
-          <w:rPr>
-            <w:lang w:val="id_ID" w:bidi="id_ID"/>
-          </w:rPr>
-          <w:rPr>
-            <w:color w:val="0000EE"/>
-            <w:u w:val="single"/>
-          </w:rPr>
-          <w:t>Ibrani 12:1</w:t>
-        </w:r>
-      </w:hyperlink>
+      <w:r>
+        <w:rPr>
+          <w:lang w:val="id_ID" w:bidi="id_ID"/>
+        </w:rPr>
+        <w:t>Ibrani 12:1</w:t>
+      </w:r>
       <w:r>
         <w:rPr>
           <w:lang w:val="id_ID" w:bidi="id_ID"/>
         </w:rPr>
         <w:t xml:space="preserve">; </w:t>
       </w:r>
-      <w:hyperlink r:id="rId81">
-        <w:r>
-          <w:rPr>
-            <w:lang w:val="id_ID" w:bidi="id_ID"/>
-          </w:rPr>
-          <w:rPr>
-            <w:color w:val="0000EE"/>
-            <w:u w:val="single"/>
-          </w:rPr>
-          <w:t>Yakobus 1:21</w:t>
-        </w:r>
-      </w:hyperlink>
+      <w:r>
+        <w:rPr>
+          <w:lang w:val="id_ID" w:bidi="id_ID"/>
+        </w:rPr>
+        <w:t>Yakobus 1:21</w:t>
+      </w:r>
       <w:r>
         <w:rPr>
           <w:lang w:val="id_ID" w:bidi="id_ID"/>
         </w:rPr>
         <w:t xml:space="preserve">; </w:t>
       </w:r>
-      <w:hyperlink r:id="rId82">
-        <w:r>
-          <w:rPr>
-            <w:lang w:val="id_ID" w:bidi="id_ID"/>
-          </w:rPr>
-          <w:rPr>
-            <w:color w:val="0000EE"/>
-            <w:u w:val="single"/>
-          </w:rPr>
-          <w:t>1 Petrus 2:1</w:t>
-        </w:r>
-      </w:hyperlink>
+      <w:r>
+        <w:rPr>
+          <w:lang w:val="id_ID" w:bidi="id_ID"/>
+        </w:rPr>
+        <w:t>1 Petrus 2:1</w:t>
+      </w:r>
       <w:r>
         <w:rPr>
           <w:lang w:val="id_ID" w:bidi="id_ID"/>
@@ -5023,54 +4435,36 @@
         </w:rPr>
         <w:t xml:space="preserve">: Paulus membandingkan identitas lama dan baru (lihat juga </w:t>
       </w:r>
-      <w:hyperlink r:id="rId83">
-        <w:r>
-          <w:rPr>
-            <w:lang w:val="id_ID" w:bidi="id_ID"/>
-          </w:rPr>
-          <w:rPr>
-            <w:color w:val="0000EE"/>
-            <w:u w:val="single"/>
-          </w:rPr>
-          <w:t>Roma 5:12–21</w:t>
-        </w:r>
-      </w:hyperlink>
+      <w:r>
+        <w:rPr>
+          <w:lang w:val="id_ID" w:bidi="id_ID"/>
+        </w:rPr>
+        <w:t>Roma 5:12–21</w:t>
+      </w:r>
       <w:r>
         <w:rPr>
           <w:lang w:val="id_ID" w:bidi="id_ID"/>
         </w:rPr>
         <w:t xml:space="preserve">; </w:t>
       </w:r>
-      <w:hyperlink r:id="rId84">
-        <w:r>
-          <w:rPr>
-            <w:lang w:val="id_ID" w:bidi="id_ID"/>
-          </w:rPr>
-          <w:rPr>
-            <w:color w:val="0000EE"/>
-            <w:u w:val="single"/>
-          </w:rPr>
-          <w:t>6:6</w:t>
-        </w:r>
-      </w:hyperlink>
+      <w:r>
+        <w:rPr>
+          <w:lang w:val="id_ID" w:bidi="id_ID"/>
+        </w:rPr>
+        <w:t>6:6</w:t>
+      </w:r>
       <w:r>
         <w:rPr>
           <w:lang w:val="id_ID" w:bidi="id_ID"/>
         </w:rPr>
         <w:t xml:space="preserve">; </w:t>
       </w:r>
-      <w:hyperlink r:id="rId85">
-        <w:r>
-          <w:rPr>
-            <w:lang w:val="id_ID" w:bidi="id_ID"/>
-          </w:rPr>
-          <w:rPr>
-            <w:color w:val="0000EE"/>
-            <w:u w:val="single"/>
-          </w:rPr>
-          <w:t>Efesus 4:22–24</w:t>
-        </w:r>
-      </w:hyperlink>
+      <w:r>
+        <w:rPr>
+          <w:lang w:val="id_ID" w:bidi="id_ID"/>
+        </w:rPr>
+        <w:t>Efesus 4:22–24</w:t>
+      </w:r>
       <w:r>
         <w:rPr>
           <w:lang w:val="id_ID" w:bidi="id_ID"/>
@@ -5206,36 +4600,24 @@
         </w:rPr>
         <w:t>Paulus menjelaskan kehidupan baru bagi mereka yang telah dibangkitkan bersama Kristus (</w:t>
       </w:r>
-      <w:hyperlink r:id="rId86">
-        <w:r>
-          <w:rPr>
-            <w:lang w:val="id_ID" w:bidi="id_ID"/>
-          </w:rPr>
-          <w:rPr>
-            <w:color w:val="0000EE"/>
-            <w:u w:val="single"/>
-          </w:rPr>
-          <w:t>Kol.</w:t>
-        </w:r>
-      </w:hyperlink>
+      <w:r>
+        <w:rPr>
+          <w:lang w:val="id_ID" w:bidi="id_ID"/>
+        </w:rPr>
+        <w:t>Kol.</w:t>
+      </w:r>
       <w:r>
         <w:rPr>
           <w:lang w:val="id_ID" w:bidi="id_ID"/>
         </w:rPr>
         <w:t xml:space="preserve"> </w:t>
       </w:r>
-      <w:hyperlink r:id="rId86">
-        <w:r>
-          <w:rPr>
-            <w:lang w:val="id_ID" w:bidi="id_ID"/>
-          </w:rPr>
-          <w:rPr>
-            <w:color w:val="0000EE"/>
-            <w:u w:val="single"/>
-          </w:rPr>
-          <w:t>3:1</w:t>
-        </w:r>
-      </w:hyperlink>
+      <w:r>
+        <w:rPr>
+          <w:lang w:val="id_ID" w:bidi="id_ID"/>
+        </w:rPr>
+        <w:t>3:1</w:t>
+      </w:r>
       <w:r>
         <w:rPr>
           <w:lang w:val="id_ID" w:bidi="id_ID"/>
@@ -5290,54 +4672,36 @@
         </w:rPr>
         <w:t xml:space="preserve">Sama seperti Kristus adalah satu, hanya ada satu tubuh Kristus (lihat </w:t>
       </w:r>
-      <w:hyperlink r:id="rId87">
-        <w:r>
-          <w:rPr>
-            <w:lang w:val="id_ID" w:bidi="id_ID"/>
-          </w:rPr>
-          <w:rPr>
-            <w:color w:val="0000EE"/>
-            <w:u w:val="single"/>
-          </w:rPr>
-          <w:t>Kol.</w:t>
-        </w:r>
-      </w:hyperlink>
+      <w:r>
+        <w:rPr>
+          <w:lang w:val="id_ID" w:bidi="id_ID"/>
+        </w:rPr>
+        <w:t>Kol.</w:t>
+      </w:r>
       <w:r>
         <w:rPr>
           <w:lang w:val="id_ID" w:bidi="id_ID"/>
         </w:rPr>
         <w:t xml:space="preserve"> </w:t>
       </w:r>
-      <w:hyperlink r:id="rId87">
-        <w:r>
-          <w:rPr>
-            <w:lang w:val="id_ID" w:bidi="id_ID"/>
-          </w:rPr>
-          <w:rPr>
-            <w:color w:val="0000EE"/>
-            <w:u w:val="single"/>
-          </w:rPr>
-          <w:t>1:18</w:t>
-        </w:r>
-      </w:hyperlink>
+      <w:r>
+        <w:rPr>
+          <w:lang w:val="id_ID" w:bidi="id_ID"/>
+        </w:rPr>
+        <w:t>1:18</w:t>
+      </w:r>
       <w:r>
         <w:rPr>
           <w:lang w:val="id_ID" w:bidi="id_ID"/>
         </w:rPr>
         <w:t xml:space="preserve">; </w:t>
       </w:r>
-      <w:hyperlink r:id="rId88">
-        <w:r>
-          <w:rPr>
-            <w:lang w:val="id_ID" w:bidi="id_ID"/>
-          </w:rPr>
-          <w:rPr>
-            <w:color w:val="0000EE"/>
-            <w:u w:val="single"/>
-          </w:rPr>
-          <w:t>Efesus 4:4–6</w:t>
-        </w:r>
-      </w:hyperlink>
+      <w:r>
+        <w:rPr>
+          <w:lang w:val="id_ID" w:bidi="id_ID"/>
+        </w:rPr>
+        <w:t>Efesus 4:4–6</w:t>
+      </w:r>
       <w:r>
         <w:rPr>
           <w:lang w:val="id_ID" w:bidi="id_ID"/>
@@ -5399,36 +4763,24 @@
         </w:rPr>
         <w:t xml:space="preserve"> digunakan untuk pujian dan penyembahan (lihat </w:t>
       </w:r>
-      <w:hyperlink r:id="rId89">
-        <w:r>
-          <w:rPr>
-            <w:lang w:val="id_ID" w:bidi="id_ID"/>
-          </w:rPr>
-          <w:rPr>
-            <w:color w:val="0000EE"/>
-            <w:u w:val="single"/>
-          </w:rPr>
-          <w:t>1 Korintus 14:26</w:t>
-        </w:r>
-      </w:hyperlink>
+      <w:r>
+        <w:rPr>
+          <w:lang w:val="id_ID" w:bidi="id_ID"/>
+        </w:rPr>
+        <w:t>1 Korintus 14:26</w:t>
+      </w:r>
       <w:r>
         <w:rPr>
           <w:lang w:val="id_ID" w:bidi="id_ID"/>
         </w:rPr>
         <w:t xml:space="preserve">; </w:t>
       </w:r>
-      <w:hyperlink r:id="rId90">
-        <w:r>
-          <w:rPr>
-            <w:lang w:val="id_ID" w:bidi="id_ID"/>
-          </w:rPr>
-          <w:rPr>
-            <w:color w:val="0000EE"/>
-            <w:u w:val="single"/>
-          </w:rPr>
-          <w:t>Efesus 5:19</w:t>
-        </w:r>
-      </w:hyperlink>
+      <w:r>
+        <w:rPr>
+          <w:lang w:val="id_ID" w:bidi="id_ID"/>
+        </w:rPr>
+        <w:t>Efesus 5:19</w:t>
+      </w:r>
       <w:r>
         <w:rPr>
           <w:lang w:val="id_ID" w:bidi="id_ID"/>
@@ -5571,36 +4923,24 @@
         </w:rPr>
         <w:t xml:space="preserve"> berarti memahami posisi kita di bawah seseorang lain dalam masyarakat. Sikap tunduk selalu mengandung arti bahwa Allah berada di puncak, dan kehendak-Nya adalah yang paling penting (lihat </w:t>
       </w:r>
-      <w:hyperlink r:id="rId91">
-        <w:r>
-          <w:rPr>
-            <w:lang w:val="id_ID" w:bidi="id_ID"/>
-          </w:rPr>
-          <w:rPr>
-            <w:color w:val="0000EE"/>
-            <w:u w:val="single"/>
-          </w:rPr>
-          <w:t>Kisah. 4:19–20</w:t>
-        </w:r>
-      </w:hyperlink>
+      <w:r>
+        <w:rPr>
+          <w:lang w:val="id_ID" w:bidi="id_ID"/>
+        </w:rPr>
+        <w:t>Kisah. 4:19–20</w:t>
+      </w:r>
       <w:r>
         <w:rPr>
           <w:lang w:val="id_ID" w:bidi="id_ID"/>
         </w:rPr>
         <w:t xml:space="preserve">; </w:t>
       </w:r>
-      <w:hyperlink r:id="rId92">
-        <w:r>
-          <w:rPr>
-            <w:lang w:val="id_ID" w:bidi="id_ID"/>
-          </w:rPr>
-          <w:rPr>
-            <w:color w:val="0000EE"/>
-            <w:u w:val="single"/>
-          </w:rPr>
-          <w:t>5:29</w:t>
-        </w:r>
-      </w:hyperlink>
+      <w:r>
+        <w:rPr>
+          <w:lang w:val="id_ID" w:bidi="id_ID"/>
+        </w:rPr>
+        <w:t>5:29</w:t>
+      </w:r>
       <w:r>
         <w:rPr>
           <w:lang w:val="id_ID" w:bidi="id_ID"/>
@@ -5668,252 +5008,168 @@
         </w:rPr>
         <w:t xml:space="preserve"> Paulus memberikan instruksi kepada istri (</w:t>
       </w:r>
-      <w:hyperlink r:id="rId93">
-        <w:r>
-          <w:rPr>
-            <w:lang w:val="id_ID" w:bidi="id_ID"/>
-          </w:rPr>
-          <w:rPr>
-            <w:color w:val="0000EE"/>
-            <w:u w:val="single"/>
-          </w:rPr>
-          <w:t>Kol.</w:t>
-        </w:r>
-      </w:hyperlink>
+      <w:r>
+        <w:rPr>
+          <w:lang w:val="id_ID" w:bidi="id_ID"/>
+        </w:rPr>
+        <w:t>Kol.</w:t>
+      </w:r>
       <w:r>
         <w:rPr>
           <w:lang w:val="id_ID" w:bidi="id_ID"/>
         </w:rPr>
         <w:t xml:space="preserve"> </w:t>
       </w:r>
-      <w:hyperlink r:id="rId93">
-        <w:r>
-          <w:rPr>
-            <w:lang w:val="id_ID" w:bidi="id_ID"/>
-          </w:rPr>
-          <w:rPr>
-            <w:color w:val="0000EE"/>
-            <w:u w:val="single"/>
-          </w:rPr>
-          <w:t>3:18</w:t>
-        </w:r>
-      </w:hyperlink>
+      <w:r>
+        <w:rPr>
+          <w:lang w:val="id_ID" w:bidi="id_ID"/>
+        </w:rPr>
+        <w:t>3:18</w:t>
+      </w:r>
       <w:r>
         <w:rPr>
           <w:lang w:val="id_ID" w:bidi="id_ID"/>
         </w:rPr>
         <w:t>), suami (</w:t>
       </w:r>
-      <w:hyperlink r:id="rId94">
-        <w:r>
-          <w:rPr>
-            <w:lang w:val="id_ID" w:bidi="id_ID"/>
-          </w:rPr>
-          <w:rPr>
-            <w:color w:val="0000EE"/>
-            <w:u w:val="single"/>
-          </w:rPr>
-          <w:t>Kol.</w:t>
-        </w:r>
-      </w:hyperlink>
+      <w:r>
+        <w:rPr>
+          <w:lang w:val="id_ID" w:bidi="id_ID"/>
+        </w:rPr>
+        <w:t>Kol.</w:t>
+      </w:r>
       <w:r>
         <w:rPr>
           <w:lang w:val="id_ID" w:bidi="id_ID"/>
         </w:rPr>
         <w:t xml:space="preserve"> </w:t>
       </w:r>
-      <w:hyperlink r:id="rId94">
-        <w:r>
-          <w:rPr>
-            <w:lang w:val="id_ID" w:bidi="id_ID"/>
-          </w:rPr>
-          <w:rPr>
-            <w:color w:val="0000EE"/>
-            <w:u w:val="single"/>
-          </w:rPr>
-          <w:t>3:19</w:t>
-        </w:r>
-      </w:hyperlink>
+      <w:r>
+        <w:rPr>
+          <w:lang w:val="id_ID" w:bidi="id_ID"/>
+        </w:rPr>
+        <w:t>3:19</w:t>
+      </w:r>
       <w:r>
         <w:rPr>
           <w:lang w:val="id_ID" w:bidi="id_ID"/>
         </w:rPr>
         <w:t>), anak-anak (</w:t>
       </w:r>
-      <w:hyperlink r:id="rId95">
-        <w:r>
-          <w:rPr>
-            <w:lang w:val="id_ID" w:bidi="id_ID"/>
-          </w:rPr>
-          <w:rPr>
-            <w:color w:val="0000EE"/>
-            <w:u w:val="single"/>
-          </w:rPr>
-          <w:t>Kol.</w:t>
-        </w:r>
-      </w:hyperlink>
+      <w:r>
+        <w:rPr>
+          <w:lang w:val="id_ID" w:bidi="id_ID"/>
+        </w:rPr>
+        <w:t>Kol.</w:t>
+      </w:r>
       <w:r>
         <w:rPr>
           <w:lang w:val="id_ID" w:bidi="id_ID"/>
         </w:rPr>
         <w:t xml:space="preserve"> </w:t>
       </w:r>
-      <w:hyperlink r:id="rId95">
-        <w:r>
-          <w:rPr>
-            <w:lang w:val="id_ID" w:bidi="id_ID"/>
-          </w:rPr>
-          <w:rPr>
-            <w:color w:val="0000EE"/>
-            <w:u w:val="single"/>
-          </w:rPr>
-          <w:t>3:20</w:t>
-        </w:r>
-      </w:hyperlink>
+      <w:r>
+        <w:rPr>
+          <w:lang w:val="id_ID" w:bidi="id_ID"/>
+        </w:rPr>
+        <w:t>3:20</w:t>
+      </w:r>
       <w:r>
         <w:rPr>
           <w:lang w:val="id_ID" w:bidi="id_ID"/>
         </w:rPr>
         <w:t>), ayah (</w:t>
       </w:r>
-      <w:hyperlink r:id="rId96">
-        <w:r>
-          <w:rPr>
-            <w:lang w:val="id_ID" w:bidi="id_ID"/>
-          </w:rPr>
-          <w:rPr>
-            <w:color w:val="0000EE"/>
-            <w:u w:val="single"/>
-          </w:rPr>
-          <w:t>Kol.</w:t>
-        </w:r>
-      </w:hyperlink>
+      <w:r>
+        <w:rPr>
+          <w:lang w:val="id_ID" w:bidi="id_ID"/>
+        </w:rPr>
+        <w:t>Kol.</w:t>
+      </w:r>
       <w:r>
         <w:rPr>
           <w:lang w:val="id_ID" w:bidi="id_ID"/>
         </w:rPr>
         <w:t xml:space="preserve"> </w:t>
       </w:r>
-      <w:hyperlink r:id="rId96">
-        <w:r>
-          <w:rPr>
-            <w:lang w:val="id_ID" w:bidi="id_ID"/>
-          </w:rPr>
-          <w:rPr>
-            <w:color w:val="0000EE"/>
-            <w:u w:val="single"/>
-          </w:rPr>
-          <w:t>3:21</w:t>
-        </w:r>
-      </w:hyperlink>
+      <w:r>
+        <w:rPr>
+          <w:lang w:val="id_ID" w:bidi="id_ID"/>
+        </w:rPr>
+        <w:t>3:21</w:t>
+      </w:r>
       <w:r>
         <w:rPr>
           <w:lang w:val="id_ID" w:bidi="id_ID"/>
         </w:rPr>
         <w:t>), budak (</w:t>
       </w:r>
-      <w:hyperlink r:id="rId97">
-        <w:r>
-          <w:rPr>
-            <w:lang w:val="id_ID" w:bidi="id_ID"/>
-          </w:rPr>
-          <w:rPr>
-            <w:color w:val="0000EE"/>
-            <w:u w:val="single"/>
-          </w:rPr>
-          <w:t>Kol.</w:t>
-        </w:r>
-      </w:hyperlink>
+      <w:r>
+        <w:rPr>
+          <w:lang w:val="id_ID" w:bidi="id_ID"/>
+        </w:rPr>
+        <w:t>Kol.</w:t>
+      </w:r>
       <w:r>
         <w:rPr>
           <w:lang w:val="id_ID" w:bidi="id_ID"/>
         </w:rPr>
         <w:t xml:space="preserve"> </w:t>
       </w:r>
-      <w:hyperlink r:id="rId97">
-        <w:r>
-          <w:rPr>
-            <w:lang w:val="id_ID" w:bidi="id_ID"/>
-          </w:rPr>
-          <w:rPr>
-            <w:color w:val="0000EE"/>
-            <w:u w:val="single"/>
-          </w:rPr>
-          <w:t>3:22–25</w:t>
-        </w:r>
-      </w:hyperlink>
+      <w:r>
+        <w:rPr>
+          <w:lang w:val="id_ID" w:bidi="id_ID"/>
+        </w:rPr>
+        <w:t>3:22–25</w:t>
+      </w:r>
       <w:r>
         <w:rPr>
           <w:lang w:val="id_ID" w:bidi="id_ID"/>
         </w:rPr>
         <w:t>), dan tuan (</w:t>
       </w:r>
-      <w:hyperlink r:id="rId98">
-        <w:r>
-          <w:rPr>
-            <w:lang w:val="id_ID" w:bidi="id_ID"/>
-          </w:rPr>
-          <w:rPr>
-            <w:color w:val="0000EE"/>
-            <w:u w:val="single"/>
-          </w:rPr>
-          <w:t>Kol.</w:t>
-        </w:r>
-      </w:hyperlink>
+      <w:r>
+        <w:rPr>
+          <w:lang w:val="id_ID" w:bidi="id_ID"/>
+        </w:rPr>
+        <w:t>Kol.</w:t>
+      </w:r>
       <w:r>
         <w:rPr>
           <w:lang w:val="id_ID" w:bidi="id_ID"/>
         </w:rPr>
         <w:t xml:space="preserve"> </w:t>
       </w:r>
-      <w:hyperlink r:id="rId98">
-        <w:r>
-          <w:rPr>
-            <w:lang w:val="id_ID" w:bidi="id_ID"/>
-          </w:rPr>
-          <w:rPr>
-            <w:color w:val="0000EE"/>
-            <w:u w:val="single"/>
-          </w:rPr>
-          <w:t>4:1</w:t>
-        </w:r>
-      </w:hyperlink>
+      <w:r>
+        <w:rPr>
+          <w:lang w:val="id_ID" w:bidi="id_ID"/>
+        </w:rPr>
+        <w:t>4:1</w:t>
+      </w:r>
       <w:r>
         <w:rPr>
           <w:lang w:val="id_ID" w:bidi="id_ID"/>
         </w:rPr>
         <w:t xml:space="preserve">). Etika serupa ditemukan dalam tulisan-tulisan Yunani-Romawi dan bagian lain dari Perjanjian Baru (lihat </w:t>
       </w:r>
-      <w:hyperlink r:id="rId99">
-        <w:r>
-          <w:rPr>
-            <w:lang w:val="id_ID" w:bidi="id_ID"/>
-          </w:rPr>
-          <w:rPr>
-            <w:color w:val="0000EE"/>
-            <w:u w:val="single"/>
-          </w:rPr>
-          <w:t>Efesus 5:22–6:9</w:t>
-        </w:r>
-      </w:hyperlink>
+      <w:r>
+        <w:rPr>
+          <w:lang w:val="id_ID" w:bidi="id_ID"/>
+        </w:rPr>
+        <w:t>Efesus 5:22–6:9</w:t>
+      </w:r>
       <w:r>
         <w:rPr>
           <w:lang w:val="id_ID" w:bidi="id_ID"/>
         </w:rPr>
         <w:t xml:space="preserve">; </w:t>
       </w:r>
-      <w:hyperlink r:id="rId100">
-        <w:r>
-          <w:rPr>
-            <w:lang w:val="id_ID" w:bidi="id_ID"/>
-          </w:rPr>
-          <w:rPr>
-            <w:color w:val="0000EE"/>
-            <w:u w:val="single"/>
-          </w:rPr>
-          <w:t>1 Petrus 2:18–3:7</w:t>
-        </w:r>
-      </w:hyperlink>
+      <w:r>
+        <w:rPr>
+          <w:lang w:val="id_ID" w:bidi="id_ID"/>
+        </w:rPr>
+        <w:t>1 Petrus 2:18–3:7</w:t>
+      </w:r>
       <w:r>
         <w:rPr>
           <w:lang w:val="id_ID" w:bidi="id_ID"/>
@@ -5968,36 +5224,24 @@
         </w:rPr>
         <w:t xml:space="preserve">Setelah mengarahkan para istri untuk tunduk kepada suami mereka, Paulus mendorong para suami untuk mengasihi istri mereka (lihat juga </w:t>
       </w:r>
-      <w:hyperlink r:id="rId101">
-        <w:r>
-          <w:rPr>
-            <w:lang w:val="id_ID" w:bidi="id_ID"/>
-          </w:rPr>
-          <w:rPr>
-            <w:color w:val="0000EE"/>
-            <w:u w:val="single"/>
-          </w:rPr>
-          <w:t>Efesus 5:25–30</w:t>
-        </w:r>
-      </w:hyperlink>
+      <w:r>
+        <w:rPr>
+          <w:lang w:val="id_ID" w:bidi="id_ID"/>
+        </w:rPr>
+        <w:t>Efesus 5:25–30</w:t>
+      </w:r>
       <w:r>
         <w:rPr>
           <w:lang w:val="id_ID" w:bidi="id_ID"/>
         </w:rPr>
         <w:t xml:space="preserve">; </w:t>
       </w:r>
-      <w:hyperlink r:id="rId102">
-        <w:r>
-          <w:rPr>
-            <w:lang w:val="id_ID" w:bidi="id_ID"/>
-          </w:rPr>
-          <w:rPr>
-            <w:color w:val="0000EE"/>
-            <w:u w:val="single"/>
-          </w:rPr>
-          <w:t>1 Petrus 3:7</w:t>
-        </w:r>
-      </w:hyperlink>
+      <w:r>
+        <w:rPr>
+          <w:lang w:val="id_ID" w:bidi="id_ID"/>
+        </w:rPr>
+        <w:t>1 Petrus 3:7</w:t>
+      </w:r>
       <w:r>
         <w:rPr>
           <w:lang w:val="id_ID" w:bidi="id_ID"/>
@@ -6056,18 +5300,12 @@
         </w:rPr>
         <w:t xml:space="preserve">Para budak memiliki majikan di bumi yang harus mereka patuhi. Perbudakan merupakan pusat kehidupan dan ekonomi di dunia kuno. Perjanjian Baru tidak secara langsung menentang perbudakan. Namun, iman Kristen menciptakan hubungan yang mengubah sifat struktur sosial (lihat </w:t>
       </w:r>
-      <w:hyperlink r:id="rId103">
-        <w:r>
-          <w:rPr>
-            <w:lang w:val="id_ID" w:bidi="id_ID"/>
-          </w:rPr>
-          <w:rPr>
-            <w:color w:val="0000EE"/>
-            <w:u w:val="single"/>
-          </w:rPr>
-          <w:t>Filemon 1:15–16</w:t>
-        </w:r>
-      </w:hyperlink>
+      <w:r>
+        <w:rPr>
+          <w:lang w:val="id_ID" w:bidi="id_ID"/>
+        </w:rPr>
+        <w:t>Filemon 1:15–16</w:t>
+      </w:r>
       <w:r>
         <w:rPr>
           <w:lang w:val="id_ID" w:bidi="id_ID"/>
@@ -6209,126 +5447,84 @@
         </w:rPr>
         <w:t>: Kata kerja bahasa Yunani untuk frasa ini dalam Perjanjian Baru menekankan perlunya orang Kristen untuk tetap waspada karena Kristus akan kembali (</w:t>
       </w:r>
-      <w:hyperlink r:id="rId104">
-        <w:r>
-          <w:rPr>
-            <w:lang w:val="id_ID" w:bidi="id_ID"/>
-          </w:rPr>
-          <w:rPr>
-            <w:color w:val="0000EE"/>
-            <w:u w:val="single"/>
-          </w:rPr>
-          <w:t>Matius 24:42</w:t>
-        </w:r>
-      </w:hyperlink>
+      <w:r>
+        <w:rPr>
+          <w:lang w:val="id_ID" w:bidi="id_ID"/>
+        </w:rPr>
+        <w:t>Matius 24:42</w:t>
+      </w:r>
       <w:r>
         <w:rPr>
           <w:lang w:val="id_ID" w:bidi="id_ID"/>
         </w:rPr>
         <w:t xml:space="preserve">; </w:t>
       </w:r>
-      <w:hyperlink r:id="rId105">
-        <w:r>
-          <w:rPr>
-            <w:lang w:val="id_ID" w:bidi="id_ID"/>
-          </w:rPr>
-          <w:rPr>
-            <w:color w:val="0000EE"/>
-            <w:u w:val="single"/>
-          </w:rPr>
-          <w:t>25:13</w:t>
-        </w:r>
-      </w:hyperlink>
+      <w:r>
+        <w:rPr>
+          <w:lang w:val="id_ID" w:bidi="id_ID"/>
+        </w:rPr>
+        <w:t>25:13</w:t>
+      </w:r>
       <w:r>
         <w:rPr>
           <w:lang w:val="id_ID" w:bidi="id_ID"/>
         </w:rPr>
         <w:t xml:space="preserve">; </w:t>
       </w:r>
-      <w:hyperlink r:id="rId106">
-        <w:r>
-          <w:rPr>
-            <w:lang w:val="id_ID" w:bidi="id_ID"/>
-          </w:rPr>
-          <w:rPr>
-            <w:color w:val="0000EE"/>
-            <w:u w:val="single"/>
-          </w:rPr>
-          <w:t>Markus 13:35</w:t>
-        </w:r>
-      </w:hyperlink>
+      <w:r>
+        <w:rPr>
+          <w:lang w:val="id_ID" w:bidi="id_ID"/>
+        </w:rPr>
+        <w:t>Markus 13:35</w:t>
+      </w:r>
       <w:r>
         <w:rPr>
           <w:lang w:val="id_ID" w:bidi="id_ID"/>
         </w:rPr>
         <w:t xml:space="preserve">, </w:t>
       </w:r>
-      <w:hyperlink r:id="rId107">
-        <w:r>
-          <w:rPr>
-            <w:lang w:val="id_ID" w:bidi="id_ID"/>
-          </w:rPr>
-          <w:rPr>
-            <w:color w:val="0000EE"/>
-            <w:u w:val="single"/>
-          </w:rPr>
-          <w:t>37</w:t>
-        </w:r>
-      </w:hyperlink>
+      <w:r>
+        <w:rPr>
+          <w:lang w:val="id_ID" w:bidi="id_ID"/>
+        </w:rPr>
+        <w:t>37</w:t>
+      </w:r>
       <w:r>
         <w:rPr>
           <w:lang w:val="id_ID" w:bidi="id_ID"/>
         </w:rPr>
         <w:t xml:space="preserve">; </w:t>
       </w:r>
-      <w:hyperlink r:id="rId108">
-        <w:r>
-          <w:rPr>
-            <w:lang w:val="id_ID" w:bidi="id_ID"/>
-          </w:rPr>
-          <w:rPr>
-            <w:color w:val="0000EE"/>
-            <w:u w:val="single"/>
-          </w:rPr>
-          <w:t>1 Tesalonika 5:6</w:t>
-        </w:r>
-      </w:hyperlink>
+      <w:r>
+        <w:rPr>
+          <w:lang w:val="id_ID" w:bidi="id_ID"/>
+        </w:rPr>
+        <w:t>1 Tesalonika 5:6</w:t>
+      </w:r>
       <w:r>
         <w:rPr>
           <w:lang w:val="id_ID" w:bidi="id_ID"/>
         </w:rPr>
         <w:t xml:space="preserve">; </w:t>
       </w:r>
-      <w:hyperlink r:id="rId109">
-        <w:r>
-          <w:rPr>
-            <w:lang w:val="id_ID" w:bidi="id_ID"/>
-          </w:rPr>
-          <w:rPr>
-            <w:color w:val="0000EE"/>
-            <w:u w:val="single"/>
-          </w:rPr>
-          <w:t>Wahyu 3:3</w:t>
-        </w:r>
-      </w:hyperlink>
+      <w:r>
+        <w:rPr>
+          <w:lang w:val="id_ID" w:bidi="id_ID"/>
+        </w:rPr>
+        <w:t>Wahyu 3:3</w:t>
+      </w:r>
       <w:r>
         <w:rPr>
           <w:lang w:val="id_ID" w:bidi="id_ID"/>
         </w:rPr>
         <w:t xml:space="preserve">; </w:t>
       </w:r>
-      <w:hyperlink r:id="rId110">
-        <w:r>
-          <w:rPr>
-            <w:lang w:val="id_ID" w:bidi="id_ID"/>
-          </w:rPr>
-          <w:rPr>
-            <w:color w:val="0000EE"/>
-            <w:u w:val="single"/>
-          </w:rPr>
-          <w:t>16:15</w:t>
-        </w:r>
-      </w:hyperlink>
+      <w:r>
+        <w:rPr>
+          <w:lang w:val="id_ID" w:bidi="id_ID"/>
+        </w:rPr>
+        <w:t>16:15</w:t>
+      </w:r>
       <w:r>
         <w:rPr>
           <w:lang w:val="id_ID" w:bidi="id_ID"/>
@@ -6442,54 +5638,36 @@
         </w:rPr>
         <w:t xml:space="preserve">: Pintu yang terbuka melambangkan kesempatan untuk menyampaikan kabar baik (lihat juga </w:t>
       </w:r>
-      <w:hyperlink r:id="rId111">
-        <w:r>
-          <w:rPr>
-            <w:lang w:val="id_ID" w:bidi="id_ID"/>
-          </w:rPr>
-          <w:rPr>
-            <w:color w:val="0000EE"/>
-            <w:u w:val="single"/>
-          </w:rPr>
-          <w:t>Kisah Para Rasul 14:27</w:t>
-        </w:r>
-      </w:hyperlink>
+      <w:r>
+        <w:rPr>
+          <w:lang w:val="id_ID" w:bidi="id_ID"/>
+        </w:rPr>
+        <w:t>Kisah Para Rasul 14:27</w:t>
+      </w:r>
       <w:r>
         <w:rPr>
           <w:lang w:val="id_ID" w:bidi="id_ID"/>
         </w:rPr>
         <w:t xml:space="preserve">; </w:t>
       </w:r>
-      <w:hyperlink r:id="rId112">
-        <w:r>
-          <w:rPr>
-            <w:lang w:val="id_ID" w:bidi="id_ID"/>
-          </w:rPr>
-          <w:rPr>
-            <w:color w:val="0000EE"/>
-            <w:u w:val="single"/>
-          </w:rPr>
-          <w:t>1 Korintus 16:9</w:t>
-        </w:r>
-      </w:hyperlink>
+      <w:r>
+        <w:rPr>
+          <w:lang w:val="id_ID" w:bidi="id_ID"/>
+        </w:rPr>
+        <w:t>1 Korintus 16:9</w:t>
+      </w:r>
       <w:r>
         <w:rPr>
           <w:lang w:val="id_ID" w:bidi="id_ID"/>
         </w:rPr>
         <w:t xml:space="preserve">; </w:t>
       </w:r>
-      <w:hyperlink r:id="rId113">
-        <w:r>
-          <w:rPr>
-            <w:lang w:val="id_ID" w:bidi="id_ID"/>
-          </w:rPr>
-          <w:rPr>
-            <w:color w:val="0000EE"/>
-            <w:u w:val="single"/>
-          </w:rPr>
-          <w:t>2 Korintus 2:12</w:t>
-        </w:r>
-      </w:hyperlink>
+      <w:r>
+        <w:rPr>
+          <w:lang w:val="id_ID" w:bidi="id_ID"/>
+        </w:rPr>
+        <w:t>2 Korintus 2:12</w:t>
+      </w:r>
       <w:r>
         <w:rPr>
           <w:lang w:val="id_ID" w:bidi="id_ID"/>
@@ -6521,36 +5699,24 @@
         </w:rPr>
         <w:t xml:space="preserve">: Lihat </w:t>
       </w:r>
-      <w:hyperlink r:id="rId114">
-        <w:r>
-          <w:rPr>
-            <w:lang w:val="id_ID" w:bidi="id_ID"/>
-          </w:rPr>
-          <w:rPr>
-            <w:color w:val="0000EE"/>
-            <w:u w:val="single"/>
-          </w:rPr>
-          <w:t>Kolose 1:26–27</w:t>
-        </w:r>
-      </w:hyperlink>
+      <w:r>
+        <w:rPr>
+          <w:lang w:val="id_ID" w:bidi="id_ID"/>
+        </w:rPr>
+        <w:t>Kolose 1:26–27</w:t>
+      </w:r>
       <w:r>
         <w:rPr>
           <w:lang w:val="id_ID" w:bidi="id_ID"/>
         </w:rPr>
         <w:t xml:space="preserve">; </w:t>
       </w:r>
-      <w:hyperlink r:id="rId115">
-        <w:r>
-          <w:rPr>
-            <w:lang w:val="id_ID" w:bidi="id_ID"/>
-          </w:rPr>
-          <w:rPr>
-            <w:color w:val="0000EE"/>
-            <w:u w:val="single"/>
-          </w:rPr>
-          <w:t>2:2</w:t>
-        </w:r>
-      </w:hyperlink>
+      <w:r>
+        <w:rPr>
+          <w:lang w:val="id_ID" w:bidi="id_ID"/>
+        </w:rPr>
+        <w:t>2:2</w:t>
+      </w:r>
       <w:r>
         <w:rPr>
           <w:lang w:val="id_ID" w:bidi="id_ID"/>
@@ -6717,18 +5883,12 @@
         </w:rPr>
         <w:t xml:space="preserve">: Garam berfungsi sebagai bumbu dan pengawet (lihat </w:t>
       </w:r>
-      <w:hyperlink r:id="rId116">
-        <w:r>
-          <w:rPr>
-            <w:lang w:val="id_ID" w:bidi="id_ID"/>
-          </w:rPr>
-          <w:rPr>
-            <w:color w:val="0000EE"/>
-            <w:u w:val="single"/>
-          </w:rPr>
-          <w:t>Matius 5:13</w:t>
-        </w:r>
-      </w:hyperlink>
+      <w:r>
+        <w:rPr>
+          <w:lang w:val="id_ID" w:bidi="id_ID"/>
+        </w:rPr>
+        <w:t>Matius 5:13</w:t>
+      </w:r>
       <w:r>
         <w:rPr>
           <w:lang w:val="id_ID" w:bidi="id_ID"/>
@@ -6796,72 +5956,48 @@
         </w:rPr>
         <w:t>Tikhikus berasal dari provinsi di Asia, tempat Kolose berada (</w:t>
       </w:r>
-      <w:hyperlink r:id="rId117">
-        <w:r>
-          <w:rPr>
-            <w:lang w:val="id_ID" w:bidi="id_ID"/>
-          </w:rPr>
-          <w:rPr>
-            <w:color w:val="0000EE"/>
-            <w:u w:val="single"/>
-          </w:rPr>
-          <w:t>Kisah Para Rasul 20:4</w:t>
-        </w:r>
-      </w:hyperlink>
+      <w:r>
+        <w:rPr>
+          <w:lang w:val="id_ID" w:bidi="id_ID"/>
+        </w:rPr>
+        <w:t>Kisah Para Rasul 20:4</w:t>
+      </w:r>
       <w:r>
         <w:rPr>
           <w:lang w:val="id_ID" w:bidi="id_ID"/>
         </w:rPr>
         <w:t>). Dia bekerja dengan Paulus terutama di daerah tersebut (</w:t>
       </w:r>
-      <w:hyperlink r:id="rId118">
-        <w:r>
-          <w:rPr>
-            <w:lang w:val="id_ID" w:bidi="id_ID"/>
-          </w:rPr>
-          <w:rPr>
-            <w:color w:val="0000EE"/>
-            <w:u w:val="single"/>
-          </w:rPr>
-          <w:t>Efesus 6:21</w:t>
-        </w:r>
-      </w:hyperlink>
+      <w:r>
+        <w:rPr>
+          <w:lang w:val="id_ID" w:bidi="id_ID"/>
+        </w:rPr>
+        <w:t>Efesus 6:21</w:t>
+      </w:r>
       <w:r>
         <w:rPr>
           <w:lang w:val="id_ID" w:bidi="id_ID"/>
         </w:rPr>
         <w:t xml:space="preserve">; </w:t>
       </w:r>
-      <w:hyperlink r:id="rId119">
-        <w:r>
-          <w:rPr>
-            <w:lang w:val="id_ID" w:bidi="id_ID"/>
-          </w:rPr>
-          <w:rPr>
-            <w:color w:val="0000EE"/>
-            <w:u w:val="single"/>
-          </w:rPr>
-          <w:t>2 Timotius 4:12</w:t>
-        </w:r>
-      </w:hyperlink>
+      <w:r>
+        <w:rPr>
+          <w:lang w:val="id_ID" w:bidi="id_ID"/>
+        </w:rPr>
+        <w:t>2 Timotius 4:12</w:t>
+      </w:r>
       <w:r>
         <w:rPr>
           <w:lang w:val="id_ID" w:bidi="id_ID"/>
         </w:rPr>
         <w:t>). Kemudian, Paulus mengirimnya untuk membantu Titus di Kreta (</w:t>
       </w:r>
-      <w:hyperlink r:id="rId120">
-        <w:r>
-          <w:rPr>
-            <w:lang w:val="id_ID" w:bidi="id_ID"/>
-          </w:rPr>
-          <w:rPr>
-            <w:color w:val="0000EE"/>
-            <w:u w:val="single"/>
-          </w:rPr>
-          <w:t>Titus 3:12</w:t>
-        </w:r>
-      </w:hyperlink>
+      <w:r>
+        <w:rPr>
+          <w:lang w:val="id_ID" w:bidi="id_ID"/>
+        </w:rPr>
+        <w:t>Titus 3:12</w:t>
+      </w:r>
       <w:r>
         <w:rPr>
           <w:lang w:val="id_ID" w:bidi="id_ID"/>
@@ -6964,18 +6100,12 @@
         </w:rPr>
         <w:t xml:space="preserve">Onesimus adalah seorang budak pelarian yang dikirim kembali oleh Paulus kepada tuannya, Filemon (lihat </w:t>
       </w:r>
-      <w:hyperlink r:id="rId121">
-        <w:r>
-          <w:rPr>
-            <w:lang w:val="id_ID" w:bidi="id_ID"/>
-          </w:rPr>
-          <w:rPr>
-            <w:color w:val="0000EE"/>
-            <w:u w:val="single"/>
-          </w:rPr>
-          <w:t>Kitab Filemon</w:t>
-        </w:r>
-      </w:hyperlink>
+      <w:r>
+        <w:rPr>
+          <w:lang w:val="id_ID" w:bidi="id_ID"/>
+        </w:rPr>
+        <w:t>Kitab Filemon</w:t>
+      </w:r>
       <w:r>
         <w:rPr>
           <w:lang w:val="id_ID" w:bidi="id_ID"/>
@@ -7041,54 +6171,36 @@
         </w:rPr>
         <w:t xml:space="preserve"> adalah nama yang umum, tetapi dia mungkin adalah orang yang sama dari Tesalonika yang bepergian dengan Paulus ke Roma (</w:t>
       </w:r>
-      <w:hyperlink r:id="rId122">
-        <w:r>
-          <w:rPr>
-            <w:lang w:val="id_ID" w:bidi="id_ID"/>
-          </w:rPr>
-          <w:rPr>
-            <w:color w:val="0000EE"/>
-            <w:u w:val="single"/>
-          </w:rPr>
-          <w:t>Kisah Para Rasul 19:29</w:t>
-        </w:r>
-      </w:hyperlink>
+      <w:r>
+        <w:rPr>
+          <w:lang w:val="id_ID" w:bidi="id_ID"/>
+        </w:rPr>
+        <w:t>Kisah Para Rasul 19:29</w:t>
+      </w:r>
       <w:r>
         <w:rPr>
           <w:lang w:val="id_ID" w:bidi="id_ID"/>
         </w:rPr>
         <w:t xml:space="preserve">; </w:t>
       </w:r>
-      <w:hyperlink r:id="rId117">
-        <w:r>
-          <w:rPr>
-            <w:lang w:val="id_ID" w:bidi="id_ID"/>
-          </w:rPr>
-          <w:rPr>
-            <w:color w:val="0000EE"/>
-            <w:u w:val="single"/>
-          </w:rPr>
-          <w:t>20:4</w:t>
-        </w:r>
-      </w:hyperlink>
+      <w:r>
+        <w:rPr>
+          <w:lang w:val="id_ID" w:bidi="id_ID"/>
+        </w:rPr>
+        <w:t>20:4</w:t>
+      </w:r>
       <w:r>
         <w:rPr>
           <w:lang w:val="id_ID" w:bidi="id_ID"/>
         </w:rPr>
         <w:t xml:space="preserve">; </w:t>
       </w:r>
-      <w:hyperlink r:id="rId123">
-        <w:r>
-          <w:rPr>
-            <w:lang w:val="id_ID" w:bidi="id_ID"/>
-          </w:rPr>
-          <w:rPr>
-            <w:color w:val="0000EE"/>
-            <w:u w:val="single"/>
-          </w:rPr>
-          <w:t>27:2</w:t>
-        </w:r>
-      </w:hyperlink>
+      <w:r>
+        <w:rPr>
+          <w:lang w:val="id_ID" w:bidi="id_ID"/>
+        </w:rPr>
+        <w:t>27:2</w:t>
+      </w:r>
       <w:r>
         <w:rPr>
           <w:lang w:val="id_ID" w:bidi="id_ID"/>
@@ -7133,72 +6245,48 @@
         </w:rPr>
         <w:t>, bergabung dengan Barnabas dan Paulus dalam perjalanan misi pertama mereka, tetapi pergi sebelum perjalanan itu selesai (</w:t>
       </w:r>
-      <w:hyperlink r:id="rId124">
-        <w:r>
-          <w:rPr>
-            <w:lang w:val="id_ID" w:bidi="id_ID"/>
-          </w:rPr>
-          <w:rPr>
-            <w:color w:val="0000EE"/>
-            <w:u w:val="single"/>
-          </w:rPr>
-          <w:t>Kisah Para Rasul 13:13</w:t>
-        </w:r>
-      </w:hyperlink>
+      <w:r>
+        <w:rPr>
+          <w:lang w:val="id_ID" w:bidi="id_ID"/>
+        </w:rPr>
+        <w:t>Kisah Para Rasul 13:13</w:t>
+      </w:r>
       <w:r>
         <w:rPr>
           <w:lang w:val="id_ID" w:bidi="id_ID"/>
         </w:rPr>
         <w:t>). Hal ini menyebabkan perselisihan antara Paulus dan Barnabas sebelum perjalanan kedua mereka (</w:t>
       </w:r>
-      <w:hyperlink r:id="rId125">
-        <w:r>
-          <w:rPr>
-            <w:lang w:val="id_ID" w:bidi="id_ID"/>
-          </w:rPr>
-          <w:rPr>
-            <w:color w:val="0000EE"/>
-            <w:u w:val="single"/>
-          </w:rPr>
-          <w:t>Kisah Para Rasul 15:37–40</w:t>
-        </w:r>
-      </w:hyperlink>
+      <w:r>
+        <w:rPr>
+          <w:lang w:val="id_ID" w:bidi="id_ID"/>
+        </w:rPr>
+        <w:t>Kisah Para Rasul 15:37–40</w:t>
+      </w:r>
       <w:r>
         <w:rPr>
           <w:lang w:val="id_ID" w:bidi="id_ID"/>
         </w:rPr>
         <w:t xml:space="preserve">). Paulus dan Markus tampaknya telah berdamai pada suatu kesempatan (lihat juga </w:t>
       </w:r>
-      <w:hyperlink r:id="rId126">
-        <w:r>
-          <w:rPr>
-            <w:lang w:val="id_ID" w:bidi="id_ID"/>
-          </w:rPr>
-          <w:rPr>
-            <w:color w:val="0000EE"/>
-            <w:u w:val="single"/>
-          </w:rPr>
-          <w:t>2 Timotius 4:11</w:t>
-        </w:r>
-      </w:hyperlink>
+      <w:r>
+        <w:rPr>
+          <w:lang w:val="id_ID" w:bidi="id_ID"/>
+        </w:rPr>
+        <w:t>2 Timotius 4:11</w:t>
+      </w:r>
       <w:r>
         <w:rPr>
           <w:lang w:val="id_ID" w:bidi="id_ID"/>
         </w:rPr>
         <w:t xml:space="preserve">; </w:t>
       </w:r>
-      <w:hyperlink r:id="rId127">
-        <w:r>
-          <w:rPr>
-            <w:lang w:val="id_ID" w:bidi="id_ID"/>
-          </w:rPr>
-          <w:rPr>
-            <w:color w:val="0000EE"/>
-            <w:u w:val="single"/>
-          </w:rPr>
-          <w:t>Filemon 1:24</w:t>
-        </w:r>
-      </w:hyperlink>
+      <w:r>
+        <w:rPr>
+          <w:lang w:val="id_ID" w:bidi="id_ID"/>
+        </w:rPr>
+        <w:t>Filemon 1:24</w:t>
+      </w:r>
       <w:r>
         <w:rPr>
           <w:lang w:val="id_ID" w:bidi="id_ID"/>
@@ -7278,18 +6366,12 @@
         </w:rPr>
         <w:t xml:space="preserve">Dari enam orang yang disebutkan, lima di antaranya juga disebutkan dalam </w:t>
       </w:r>
-      <w:hyperlink r:id="rId128">
-        <w:r>
-          <w:rPr>
-            <w:lang w:val="id_ID" w:bidi="id_ID"/>
-          </w:rPr>
-          <w:rPr>
-            <w:color w:val="0000EE"/>
-            <w:u w:val="single"/>
-          </w:rPr>
-          <w:t>Filemon 1:23–24</w:t>
-        </w:r>
-      </w:hyperlink>
+      <w:r>
+        <w:rPr>
+          <w:lang w:val="id_ID" w:bidi="id_ID"/>
+        </w:rPr>
+        <w:t>Filemon 1:23–24</w:t>
+      </w:r>
       <w:r>
         <w:rPr>
           <w:lang w:val="id_ID" w:bidi="id_ID"/>
@@ -7504,18 +6586,12 @@
         </w:rPr>
         <w:t xml:space="preserve">, dikenal karena menulis Kisah Para Rasul dan Injil Lukas. Ayat ini adalah satu-satunya bukti tentang dua hal mengenai Lukas: dia adalah seorang dokter, dan dia bukan seorang Yahudi yang percaya (lihat </w:t>
       </w:r>
-      <w:hyperlink r:id="rId129">
-        <w:r>
-          <w:rPr>
-            <w:lang w:val="id_ID" w:bidi="id_ID"/>
-          </w:rPr>
-          <w:rPr>
-            <w:color w:val="0000EE"/>
-            <w:u w:val="single"/>
-          </w:rPr>
-          <w:t>Kolose 4:10–11</w:t>
-        </w:r>
-      </w:hyperlink>
+      <w:r>
+        <w:rPr>
+          <w:lang w:val="id_ID" w:bidi="id_ID"/>
+        </w:rPr>
+        <w:t>Kolose 4:10–11</w:t>
+      </w:r>
       <w:r>
         <w:rPr>
           <w:lang w:val="id_ID" w:bidi="id_ID"/>
@@ -7566,18 +6642,12 @@
         </w:rPr>
         <w:t xml:space="preserve"> kemudian meninggalkan Paulus (</w:t>
       </w:r>
-      <w:hyperlink r:id="rId130">
-        <w:r>
-          <w:rPr>
-            <w:lang w:val="id_ID" w:bidi="id_ID"/>
-          </w:rPr>
-          <w:rPr>
-            <w:color w:val="0000EE"/>
-            <w:u w:val="single"/>
-          </w:rPr>
-          <w:t>2 Timotius 4:10</w:t>
-        </w:r>
-      </w:hyperlink>
+      <w:r>
+        <w:rPr>
+          <w:lang w:val="id_ID" w:bidi="id_ID"/>
+        </w:rPr>
+        <w:t>2 Timotius 4:10</w:t>
+      </w:r>
       <w:r>
         <w:rPr>
           <w:lang w:val="id_ID" w:bidi="id_ID"/>
@@ -7749,18 +6819,12 @@
         </w:rPr>
         <w:t xml:space="preserve">(lihat juga </w:t>
       </w:r>
-      <w:hyperlink r:id="rId131">
-        <w:r>
-          <w:rPr>
-            <w:lang w:val="id_ID" w:bidi="id_ID"/>
-          </w:rPr>
-          <w:rPr>
-            <w:color w:val="0000EE"/>
-            <w:u w:val="single"/>
-          </w:rPr>
-          <w:t>Filemon 1:2</w:t>
-        </w:r>
-      </w:hyperlink>
+      <w:r>
+        <w:rPr>
+          <w:lang w:val="id_ID" w:bidi="id_ID"/>
+        </w:rPr>
+        <w:t>Filemon 1:2</w:t>
+      </w:r>
       <w:r>
         <w:rPr>
           <w:lang w:val="id_ID" w:bidi="id_ID"/>
@@ -7822,18 +6886,12 @@
         </w:rPr>
         <w:t xml:space="preserve">: Surat kepada jemaat Kolose, seperti kebanyakan surat kuno, mungkin tidak seluruhnya ditulis oleh Paulus sendiri. Sebaliknya, Paulus kemungkinan besar mendiktekan kata-kata tersebut sementara seorang juru tulis menuliskannya. Juru tulis ini juga dikenal sebagai amanuensis (seseorang yang terlatih untuk menulis dengan rapi dan jelas). Untuk menunjukkan bahwa surat tersebut benar-benar darinya, Paulus menambahkan salamnya sendiri di akhir dengan tulisan tangannya. Ini adalah caranya untuk membuktikan bahwa surat tersebut asli dan bukan palsu (bandingkan dengan komentar Paulus dalam </w:t>
       </w:r>
-      <w:hyperlink r:id="rId132">
-        <w:r>
-          <w:rPr>
-            <w:lang w:val="id_ID" w:bidi="id_ID"/>
-          </w:rPr>
-          <w:rPr>
-            <w:color w:val="0000EE"/>
-            <w:u w:val="single"/>
-          </w:rPr>
-          <w:t>2 Tesalonika 2:2</w:t>
-        </w:r>
-      </w:hyperlink>
+      <w:r>
+        <w:rPr>
+          <w:lang w:val="id_ID" w:bidi="id_ID"/>
+        </w:rPr>
+        <w:t>2 Tesalonika 2:2</w:t>
+      </w:r>
       <w:r>
         <w:rPr>
           <w:lang w:val="id_ID" w:bidi="id_ID"/>
